--- a/docs/downloads/john-nelson-darby/تم/doc_0372.docx
+++ b/docs/downloads/john-nelson-darby/تم/doc_0372.docx
@@ -1,280 +1,1403 @@
 
 <file path=word/document.xml><?xml version="1.0" encoding="utf-8"?>
-<w:document xmlns:wpc="http://schemas.microsoft.com/office/word/2010/wordprocessingCanvas" xmlns:cx="http://schemas.microsoft.com/office/drawing/2014/chartex" xmlns:cx1="http://schemas.microsoft.com/office/drawing/2015/9/8/chartex" xmlns:cx2="http://schemas.microsoft.com/office/drawing/2015/10/21/chartex" xmlns:cx3="http://schemas.microsoft.com/office/drawing/2016/5/9/chartex" xmlns:cx4="http://schemas.microsoft.com/office/drawing/2016/5/10/chartex" xmlns:cx5="http://schemas.microsoft.com/office/drawing/2016/5/11/chartex" xmlns:cx6="http://schemas.microsoft.com/office/drawing/2016/5/12/chartex" xmlns:cx7="http://schemas.microsoft.com/office/drawing/2016/5/13/chartex" xmlns:cx8="http://schemas.microsoft.com/office/drawing/2016/5/14/chartex" xmlns:mc="http://schemas.openxmlformats.org/markup-compatibility/2006" xmlns:aink="http://schemas.microsoft.com/office/drawing/2016/ink" xmlns:am3d="http://schemas.microsoft.com/office/drawing/2017/model3d" xmlns:o="urn:schemas-microsoft-com:office:office" xmlns:oel="http://schemas.microsoft.com/office/2019/extlst" xmlns:r="http://schemas.openxmlformats.org/officeDocument/2006/relationships" xmlns:m="http://schemas.openxmlformats.org/officeDocument/2006/math" xmlns:v="urn:schemas-microsoft-com:vml" xmlns:wp14="http://schemas.microsoft.com/office/word/2010/wordprocessingDrawing" xmlns:wp="http://schemas.openxmlformats.org/drawingml/2006/wordprocessingDrawing" xmlns:w10="urn:schemas-microsoft-com:office:word" xmlns:w="http://schemas.openxmlformats.org/wordprocessingml/2006/main" xmlns:w14="http://schemas.microsoft.com/office/word/2010/wordml" xmlns:w15="http://schemas.microsoft.com/office/word/2012/wordml" xmlns:w16cex="http://schemas.microsoft.com/office/word/2018/wordml/cex" xmlns:w16cid="http://schemas.microsoft.com/office/word/2016/wordml/cid" xmlns:w16="http://schemas.microsoft.com/office/word/2018/wordml" xmlns:w16sdtdh="http://schemas.microsoft.com/office/word/2020/wordml/sdtdatahash" xmlns:w16se="http://schemas.microsoft.com/office/word/2015/wordml/symex" xmlns:wpg="http://schemas.microsoft.com/office/word/2010/wordprocessingGroup" xmlns:wpi="http://schemas.microsoft.com/office/word/2010/wordprocessingInk" xmlns:wne="http://schemas.microsoft.com/office/word/2006/wordml" xmlns:wps="http://schemas.microsoft.com/office/word/2010/wordprocessingShape" mc:Ignorable="w14 w15 w16se w16cid w16 w16cex w16sdtdh wp14">
+<w:document xmlns:wpc="http://schemas.microsoft.com/office/word/2010/wordprocessingCanvas" xmlns:cx="http://schemas.microsoft.com/office/drawing/2014/chartex" xmlns:cx1="http://schemas.microsoft.com/office/drawing/2015/9/8/chartex" xmlns:cx2="http://schemas.microsoft.com/office/drawing/2015/10/21/chartex" xmlns:cx3="http://schemas.microsoft.com/office/drawing/2016/5/9/chartex" xmlns:cx4="http://schemas.microsoft.com/office/drawing/2016/5/10/chartex" xmlns:cx5="http://schemas.microsoft.com/office/drawing/2016/5/11/chartex" xmlns:cx6="http://schemas.microsoft.com/office/drawing/2016/5/12/chartex" xmlns:cx7="http://schemas.microsoft.com/office/drawing/2016/5/13/chartex" xmlns:cx8="http://schemas.microsoft.com/office/drawing/2016/5/14/chartex" xmlns:mc="http://schemas.openxmlformats.org/markup-compatibility/2006" xmlns:aink="http://schemas.microsoft.com/office/drawing/2016/ink" xmlns:am3d="http://schemas.microsoft.com/office/drawing/2017/model3d" xmlns:o="urn:schemas-microsoft-com:office:office" xmlns:r="http://schemas.openxmlformats.org/officeDocument/2006/relationships" xmlns:m="http://schemas.openxmlformats.org/officeDocument/2006/math" xmlns:v="urn:schemas-microsoft-com:vml" xmlns:wp14="http://schemas.microsoft.com/office/word/2010/wordprocessingDrawing" xmlns:wp="http://schemas.openxmlformats.org/drawingml/2006/wordprocessingDrawing" xmlns:w10="urn:schemas-microsoft-com:office:word" xmlns:w="http://schemas.openxmlformats.org/wordprocessingml/2006/main" xmlns:w14="http://schemas.microsoft.com/office/word/2010/wordml" xmlns:w15="http://schemas.microsoft.com/office/word/2012/wordml" xmlns:w16cid="http://schemas.microsoft.com/office/word/2016/wordml/cid" xmlns:w16se="http://schemas.microsoft.com/office/word/2015/wordml/symex" xmlns:wpg="http://schemas.microsoft.com/office/word/2010/wordprocessingGroup" xmlns:wpi="http://schemas.microsoft.com/office/word/2010/wordprocessingInk" xmlns:wne="http://schemas.microsoft.com/office/word/2006/wordml" xmlns:wps="http://schemas.microsoft.com/office/word/2010/wordprocessingShape" mc:Ignorable="w14 w15 w16se w16cid wp14">
   <w:body>
     <w:p>
       <w:pPr>
-        <w:rPr>
-          <w:rtl/>
-          <w:lang w:bidi="ar-SA"/>
+        <w:jc w:val="both"/>
+        <w:rPr>
+          <w:rFonts w:ascii="Sakkal Majalla" w:hAnsi="Sakkal Majalla" w:cs="Sakkal Majalla"/>
+          <w:sz w:val="28"/>
+          <w:szCs w:val="28"/>
+          <w:rtl/>
+          <w:lang w:bidi="ar-AE"/>
         </w:rPr>
       </w:pPr>
-      <w:hyperlink r:id="rId4" w:history="1">
+      <w:hyperlink r:id="rId5" w:history="1">
         <w:r>
           <w:rPr>
             <w:rStyle w:val="Hyperlink"/>
-            <w:rFonts w:hint="cs"/>
+            <w:rFonts w:ascii="Sakkal Majalla" w:hAnsi="Sakkal Majalla" w:cs="Sakkal Majalla" w:hint="cs"/>
+            <w:sz w:val="28"/>
+            <w:szCs w:val="28"/>
             <w:rtl/>
-            <w:lang w:bidi="ar-SA"/>
+            <w:lang w:bidi="ar-AE"/>
           </w:rPr>
-          <w:t>نعمة الله</w:t>
+          <w:t>هل نصلي صلاة أبانا الذي؟</w:t>
         </w:r>
       </w:hyperlink>
     </w:p>
     <w:p>
       <w:pPr>
-        <w:rPr>
-          <w:rtl/>
-          <w:lang w:bidi="ar-SA"/>
+        <w:jc w:val="both"/>
+        <w:rPr>
+          <w:rFonts w:ascii="Sakkal Majalla" w:hAnsi="Sakkal Majalla" w:cs="Sakkal Majalla"/>
+          <w:sz w:val="28"/>
+          <w:szCs w:val="28"/>
+          <w:rtl/>
+          <w:lang w:bidi="ar-AE"/>
         </w:rPr>
       </w:pPr>
       <w:r>
         <w:rPr>
-          <w:rFonts w:hint="cs"/>
-          <w:rtl/>
-          <w:lang w:bidi="ar-SA"/>
-        </w:rPr>
-        <w:t>1. بطرس 5: 10</w:t>
+          <w:rFonts w:ascii="Sakkal Majalla" w:hAnsi="Sakkal Majalla" w:cs="Sakkal Majalla" w:hint="cs"/>
+          <w:sz w:val="28"/>
+          <w:szCs w:val="28"/>
+          <w:rtl/>
+          <w:lang w:bidi="ar-AE"/>
+        </w:rPr>
+        <w:t>يوحنا داربي</w:t>
       </w:r>
     </w:p>
     <w:p>
       <w:pPr>
-        <w:bidi w:val="0"/>
-        <w:rPr>
-          <w:lang w:bidi="ar-SA"/>
+        <w:jc w:val="both"/>
+        <w:rPr>
+          <w:rFonts w:ascii="Sakkal Majalla" w:hAnsi="Sakkal Majalla" w:cs="Sakkal Majalla"/>
+          <w:sz w:val="28"/>
+          <w:szCs w:val="28"/>
+          <w:rtl/>
+          <w:lang w:bidi="ar-AE"/>
         </w:rPr>
       </w:pPr>
       <w:r>
         <w:rPr>
-          <w:lang w:bidi="ar-SA"/>
-        </w:rPr>
-        <w:t>John Nelson Darby</w:t>
+          <w:rFonts w:ascii="Sakkal Majalla" w:hAnsi="Sakkal Majalla" w:cs="Sakkal Majalla" w:hint="cs"/>
+          <w:sz w:val="28"/>
+          <w:szCs w:val="28"/>
+          <w:rtl/>
+          <w:lang w:bidi="ar-AE"/>
+        </w:rPr>
+        <w:t xml:space="preserve">في أن المدعوة بالصلاة الربانية ("أبانا الذي") كاملة، فهذا لا شك فيه، لأن الرب بنفسه أعطانا إياها. ولكن حيث الروح هناك حرية، وأنا لا أجد أية إشارة إلى هذه الصلاة في كل أجزاء الكتاب المقدس الأخرى، وإن كنا نتقابل فيها ببعض الصلوات أو حتى بمواضع تتناول مواضيع الصلاة. كما وأنه من المستحيل أيضًا بأن يتعلّق الإنسان المُدخَل بالروح القدس في معرفة احتياجاته ومحبة الله بصورة صلاة مسجلة مسبقًا. ولكن إن استخدم المرء هذه الصلاة بإضافة صلواتٍ أخرى إليها في الوقت نفسه، </w:t>
+      </w:r>
+      <w:r>
+        <w:rPr>
+          <w:rFonts w:ascii="Sakkal Majalla" w:hAnsi="Sakkal Majalla" w:cs="Sakkal Majalla" w:hint="cs"/>
+          <w:sz w:val="28"/>
+          <w:szCs w:val="28"/>
+          <w:rtl/>
+          <w:lang w:bidi="ar-AE"/>
+        </w:rPr>
+        <w:t>عندها يكون يقول بذلك بأن تلك غير كاملة أو أنها لا تتفق مع احتياجات النفس.</w:t>
       </w:r>
     </w:p>
     <w:p>
       <w:pPr>
-        <w:rPr>
-          <w:rtl/>
-          <w:lang w:bidi="ar-SA"/>
+        <w:jc w:val="both"/>
+        <w:rPr>
+          <w:rFonts w:ascii="Sakkal Majalla" w:hAnsi="Sakkal Majalla" w:cs="Sakkal Majalla"/>
+          <w:sz w:val="28"/>
+          <w:szCs w:val="28"/>
+          <w:rtl/>
+          <w:lang w:bidi="ar-AE"/>
         </w:rPr>
       </w:pPr>
       <w:r>
         <w:rPr>
-          <w:rFonts w:hint="cs"/>
-          <w:rtl/>
-          <w:lang w:bidi="ar-SA"/>
-        </w:rPr>
-        <w:t>"</w:t>
-      </w:r>
-      <w:r>
-        <w:rPr>
-          <w:rtl/>
-          <w:lang w:bidi="ar-SA"/>
-        </w:rPr>
-        <w:t xml:space="preserve"> وَإِلهُ كُلِّ نِعْمَةٍ الَّذِي دَعَانَا إِلَى مَجْدِهِ الأَبَدِيِّ فِي الْمَسِيحِ يَسُوعَ، بَعْدَمَا تَأَلَّمْتُمْ يَسِيرًا، هُوَ يُكَمِّلُكُمْ، وَيُثَبِّتُكُمْ، وَيُقَوِّيكُمْ، وَيُمَكِّنُكُمْ.</w:t>
-      </w:r>
-      <w:r>
-        <w:rPr>
-          <w:rFonts w:hint="cs"/>
-          <w:rtl/>
-          <w:lang w:bidi="ar-SA"/>
-        </w:rPr>
-        <w:t xml:space="preserve"> ... </w:t>
-      </w:r>
-      <w:r>
-        <w:rPr>
-          <w:rtl/>
-          <w:lang w:bidi="ar-SA"/>
-        </w:rPr>
-        <w:t>وَاعِظًا وَشَاهِدًا، أَنَّ هذِهِ هِيَ نِعْمَةُ اللهِ الْحَقِيقِيَّةُ الَّتِي فِيهَا تَقُومُونَ.</w:t>
-      </w:r>
-      <w:r>
-        <w:rPr>
-          <w:rFonts w:hint="cs"/>
-          <w:rtl/>
-          <w:lang w:bidi="ar-SA"/>
-        </w:rPr>
-        <w:t>" (1. بطرس 5: 10، 12)</w:t>
+          <w:rFonts w:ascii="Sakkal Majalla" w:hAnsi="Sakkal Majalla" w:cs="Sakkal Majalla" w:hint="cs"/>
+          <w:sz w:val="28"/>
+          <w:szCs w:val="28"/>
+          <w:rtl/>
+          <w:lang w:bidi="ar-AE"/>
+        </w:rPr>
+        <w:t xml:space="preserve">الحقيقة هي أن تقديم إرشادات للصلاة لأناس لم يحصلوا بعد على الروح القدس </w:t>
+      </w:r>
+      <w:r>
+        <w:rPr>
+          <w:rFonts w:ascii="Sakkal Majalla" w:hAnsi="Sakkal Majalla" w:cs="Sakkal Majalla"/>
+          <w:sz w:val="28"/>
+          <w:szCs w:val="28"/>
+          <w:rtl/>
+          <w:lang w:bidi="ar-AE"/>
+        </w:rPr>
+        <w:t>–</w:t>
+      </w:r>
+      <w:r>
+        <w:rPr>
+          <w:rFonts w:ascii="Sakkal Majalla" w:hAnsi="Sakkal Majalla" w:cs="Sakkal Majalla" w:hint="cs"/>
+          <w:sz w:val="28"/>
+          <w:szCs w:val="28"/>
+          <w:rtl/>
+          <w:lang w:bidi="ar-AE"/>
+        </w:rPr>
+        <w:t xml:space="preserve"> مهما كانت هذه الإرشادات كاملة في حد ذاتها، - وعمل الروح القدس في إنسان صنع لنفسه مسكنًا فيه، هما أمران مختلفان تمامًا عن بعضهما. والذي لا يفهم هذا لا يعلم ما هو تأثير الروح القدس. </w:t>
+      </w:r>
+      <w:r>
+        <w:rPr>
+          <w:rFonts w:ascii="Sakkal Majalla" w:hAnsi="Sakkal Majalla" w:cs="Sakkal Majalla" w:hint="cs"/>
+          <w:sz w:val="28"/>
+          <w:szCs w:val="28"/>
+          <w:rtl/>
+          <w:lang w:bidi="ar-AE"/>
+        </w:rPr>
+        <w:t xml:space="preserve">حتمًا أن الروح القدس يعمل في النفس في طريقته الخاصة، وبإعلانه عن مجد الرب يجعل النفس ترتبط بارتباط جديد كليًا بالآب وبربنا يسوع المسيح. الرب الذي عاش على الأرض لم يكن بوسعه أن يجعل النفس ترتبط بهذه الرابطة التي تعبيرها العميق هو الصلاة، </w:t>
+      </w:r>
+      <w:r>
+        <w:rPr>
+          <w:rFonts w:ascii="Sakkal Majalla" w:hAnsi="Sakkal Majalla" w:cs="Sakkal Majalla" w:hint="cs"/>
+          <w:sz w:val="28"/>
+          <w:szCs w:val="28"/>
+          <w:rtl/>
+          <w:lang w:bidi="ar-AE"/>
+        </w:rPr>
+        <w:t>وهذه الرابطة الجديدة تمنح للصلاة طابعًا جديدًا كليًا.</w:t>
       </w:r>
     </w:p>
     <w:p>
       <w:pPr>
-        <w:rPr>
-          <w:rtl/>
-          <w:lang w:bidi="ar-SA"/>
+        <w:jc w:val="both"/>
+        <w:rPr>
+          <w:rFonts w:ascii="Sakkal Majalla" w:hAnsi="Sakkal Majalla" w:cs="Sakkal Majalla"/>
+          <w:sz w:val="28"/>
+          <w:szCs w:val="28"/>
+          <w:rtl/>
+          <w:lang w:bidi="ar-AE"/>
         </w:rPr>
       </w:pPr>
       <w:r>
         <w:rPr>
-          <w:rFonts w:hint="cs"/>
-          <w:rtl/>
-          <w:lang w:bidi="ar-SA"/>
-        </w:rPr>
-        <w:t>الله أعلن لنا عن ذاته كـ"إله كل نعمة"، وفي عدد 12 مكتوب بأننا "مقيمون في نعمة الله الحقيقية".</w:t>
+          <w:rFonts w:ascii="Sakkal Majalla" w:hAnsi="Sakkal Majalla" w:cs="Sakkal Majalla" w:hint="cs"/>
+          <w:sz w:val="28"/>
+          <w:szCs w:val="28"/>
+          <w:rtl/>
+          <w:lang w:bidi="ar-AE"/>
+        </w:rPr>
+        <w:t>من هنا تأتي "ال</w:t>
+      </w:r>
+      <w:r>
+        <w:rPr>
+          <w:rFonts w:ascii="Sakkal Majalla" w:hAnsi="Sakkal Majalla" w:cs="Sakkal Majalla" w:hint="cs"/>
+          <w:sz w:val="28"/>
+          <w:szCs w:val="28"/>
+          <w:rtl/>
+          <w:lang w:bidi="ar-AE"/>
+        </w:rPr>
+        <w:t>أَنَّاتٍ</w:t>
+      </w:r>
+      <w:r>
+        <w:rPr>
+          <w:rFonts w:ascii="Sakkal Majalla" w:hAnsi="Sakkal Majalla" w:cs="Sakkal Majalla"/>
+          <w:sz w:val="28"/>
+          <w:szCs w:val="28"/>
+          <w:rtl/>
+          <w:lang w:bidi="ar-AE"/>
+        </w:rPr>
+        <w:t xml:space="preserve"> </w:t>
+      </w:r>
+      <w:r>
+        <w:rPr>
+          <w:rFonts w:ascii="Sakkal Majalla" w:hAnsi="Sakkal Majalla" w:cs="Sakkal Majalla" w:hint="cs"/>
+          <w:sz w:val="28"/>
+          <w:szCs w:val="28"/>
+          <w:rtl/>
+          <w:lang w:bidi="ar-AE"/>
+        </w:rPr>
+        <w:t>لاَ</w:t>
+      </w:r>
+      <w:r>
+        <w:rPr>
+          <w:rFonts w:ascii="Sakkal Majalla" w:hAnsi="Sakkal Majalla" w:cs="Sakkal Majalla"/>
+          <w:sz w:val="28"/>
+          <w:szCs w:val="28"/>
+          <w:rtl/>
+          <w:lang w:bidi="ar-AE"/>
+        </w:rPr>
+        <w:t xml:space="preserve"> </w:t>
+      </w:r>
+      <w:r>
+        <w:rPr>
+          <w:rFonts w:ascii="Sakkal Majalla" w:hAnsi="Sakkal Majalla" w:cs="Sakkal Majalla" w:hint="cs"/>
+          <w:sz w:val="28"/>
+          <w:szCs w:val="28"/>
+          <w:rtl/>
+          <w:lang w:bidi="ar-AE"/>
+        </w:rPr>
+        <w:t>يُنْطَقُ</w:t>
+      </w:r>
+      <w:r>
+        <w:rPr>
+          <w:rFonts w:ascii="Sakkal Majalla" w:hAnsi="Sakkal Majalla" w:cs="Sakkal Majalla"/>
+          <w:sz w:val="28"/>
+          <w:szCs w:val="28"/>
+          <w:rtl/>
+          <w:lang w:bidi="ar-AE"/>
+        </w:rPr>
+        <w:t xml:space="preserve"> </w:t>
+      </w:r>
+      <w:r>
+        <w:rPr>
+          <w:rFonts w:ascii="Sakkal Majalla" w:hAnsi="Sakkal Majalla" w:cs="Sakkal Majalla" w:hint="cs"/>
+          <w:sz w:val="28"/>
+          <w:szCs w:val="28"/>
+          <w:rtl/>
+          <w:lang w:bidi="ar-AE"/>
+        </w:rPr>
+        <w:t>بِهَا</w:t>
+      </w:r>
+      <w:r>
+        <w:rPr>
+          <w:rFonts w:ascii="Sakkal Majalla" w:hAnsi="Sakkal Majalla" w:cs="Sakkal Majalla" w:hint="cs"/>
+          <w:sz w:val="28"/>
+          <w:szCs w:val="28"/>
+          <w:rtl/>
+          <w:lang w:bidi="ar-AE"/>
+        </w:rPr>
+        <w:t>"، من حيث أن فاحص القلوب لا يواجه صيغًا تم تعلّمها ومطبوعة في الذاكرة، حتى وإن كانت هذه الصيغ أعطاها الرب بنفسه. كلا، فإنه يواجه أفكار الروح المتشفع لنا إلهيًا. إن أردنا أن نستخدم الصلاة الربانية كاستكمال لأناتنا الغير كاملة (وأنا أُقرّ، بأن هذا يمكن حدوثه في إيمان جيد)، فسيكون</w:t>
+      </w:r>
+      <w:r>
+        <w:rPr>
+          <w:rFonts w:ascii="Sakkal Majalla" w:hAnsi="Sakkal Majalla" w:cs="Sakkal Majalla" w:hint="cs"/>
+          <w:sz w:val="28"/>
+          <w:szCs w:val="28"/>
+          <w:rtl/>
+          <w:lang w:bidi="ar-AE"/>
+        </w:rPr>
+        <w:t xml:space="preserve"> ذلك</w:t>
+      </w:r>
+      <w:r>
+        <w:rPr>
+          <w:rFonts w:ascii="Sakkal Majalla" w:hAnsi="Sakkal Majalla" w:cs="Sakkal Majalla" w:hint="cs"/>
+          <w:sz w:val="28"/>
+          <w:szCs w:val="28"/>
+          <w:rtl/>
+          <w:lang w:bidi="ar-AE"/>
+        </w:rPr>
+        <w:t xml:space="preserve"> </w:t>
+      </w:r>
+      <w:r>
+        <w:rPr>
+          <w:rFonts w:ascii="Sakkal Majalla" w:hAnsi="Sakkal Majalla" w:cs="Sakkal Majalla" w:hint="cs"/>
+          <w:sz w:val="28"/>
+          <w:szCs w:val="28"/>
+          <w:rtl/>
+          <w:lang w:bidi="ar-AE"/>
+        </w:rPr>
+        <w:t>استخدامًا</w:t>
+      </w:r>
+      <w:r>
+        <w:rPr>
+          <w:rFonts w:ascii="Sakkal Majalla" w:hAnsi="Sakkal Majalla" w:cs="Sakkal Majalla" w:hint="cs"/>
+          <w:sz w:val="28"/>
+          <w:szCs w:val="28"/>
+          <w:rtl/>
+          <w:lang w:bidi="ar-AE"/>
+        </w:rPr>
+        <w:t xml:space="preserve"> سي</w:t>
+      </w:r>
+      <w:r>
+        <w:rPr>
+          <w:rFonts w:ascii="Sakkal Majalla" w:hAnsi="Sakkal Majalla" w:cs="Sakkal Majalla" w:hint="cs"/>
+          <w:sz w:val="28"/>
+          <w:szCs w:val="28"/>
+          <w:rtl/>
+          <w:lang w:bidi="ar-AE"/>
+        </w:rPr>
+        <w:t xml:space="preserve">ئًا لتعليم الرب الثمين. فلن يكون إلا بُغض كلامه، من دون أن </w:t>
+      </w:r>
+      <w:r>
+        <w:rPr>
+          <w:rFonts w:ascii="Sakkal Majalla" w:hAnsi="Sakkal Majalla" w:cs="Sakkal Majalla" w:hint="cs"/>
+          <w:sz w:val="28"/>
+          <w:szCs w:val="28"/>
+          <w:rtl/>
+        </w:rPr>
+        <w:t>نتواجد</w:t>
+      </w:r>
+      <w:bookmarkStart w:id="0" w:name="_GoBack"/>
+      <w:bookmarkEnd w:id="0"/>
+      <w:r>
+        <w:rPr>
+          <w:rFonts w:ascii="Sakkal Majalla" w:hAnsi="Sakkal Majalla" w:cs="Sakkal Majalla" w:hint="cs"/>
+          <w:sz w:val="28"/>
+          <w:szCs w:val="28"/>
+          <w:rtl/>
+          <w:lang w:bidi="ar-AE"/>
+        </w:rPr>
+        <w:t xml:space="preserve"> في ذلك بقلوبنا، وفقط لكي نسد الثغرات الموجودة في قلوبنا. كما وأنات الروح القدس سيُساء فهمها.</w:t>
       </w:r>
     </w:p>
     <w:p>
       <w:pPr>
-        <w:rPr>
-          <w:rtl/>
-          <w:lang w:bidi="ar-SA"/>
+        <w:jc w:val="both"/>
+        <w:rPr>
+          <w:rFonts w:ascii="Sakkal Majalla" w:hAnsi="Sakkal Majalla" w:cs="Sakkal Majalla"/>
+          <w:sz w:val="28"/>
+          <w:szCs w:val="28"/>
+          <w:rtl/>
+          <w:lang w:bidi="ar-AE"/>
         </w:rPr>
       </w:pPr>
       <w:r>
         <w:rPr>
+          <w:rFonts w:ascii="Sakkal Majalla" w:hAnsi="Sakkal Majalla" w:cs="Sakkal Majalla" w:hint="cs"/>
+          <w:sz w:val="28"/>
+          <w:szCs w:val="28"/>
+          <w:rtl/>
+          <w:lang w:bidi="ar-AE"/>
+        </w:rPr>
+        <w:t>لكن الصعوبة تكمن في أننا نتعامل غالبًا مع نفوس لم تحصل بعد على الخلاص بالروح القدس ولذا لا تفهم أفكار الرب يسوع ولا الحقيقة بأنه استطاع أن يهتم في محبته الرقيقة</w:t>
+      </w:r>
+      <w:r>
+        <w:rPr>
           <w:rFonts w:hint="cs"/>
           <w:rtl/>
-          <w:lang w:bidi="ar-SA"/>
-        </w:rPr>
-        <w:t>إنه يصعب علينا أن نصدق هذا. بحسب الطبيعة جميعنا نقول: "</w:t>
-      </w:r>
-      <w:r>
-        <w:rPr>
-          <w:rtl/>
-          <w:lang w:bidi="ar-SA"/>
-        </w:rPr>
-        <w:t>أَنِّي كُنْتُ أَخَافُ مِنْكَ، إِذْ أَنْتَ إِنْسَانٌ صَارِمٌ،</w:t>
+        </w:rPr>
+        <w:t xml:space="preserve"> </w:t>
+      </w:r>
+      <w:r>
+        <w:rPr>
+          <w:rFonts w:ascii="Sakkal Majalla" w:hAnsi="Sakkal Majalla" w:cs="Sakkal Majalla" w:hint="cs"/>
+          <w:sz w:val="28"/>
+          <w:szCs w:val="28"/>
+          <w:rtl/>
+          <w:lang w:bidi="ar-AE"/>
+        </w:rPr>
+        <w:t>بتلاميذه</w:t>
+      </w:r>
+      <w:r>
+        <w:rPr>
+          <w:rFonts w:ascii="Sakkal Majalla" w:hAnsi="Sakkal Majalla" w:cs="Sakkal Majalla" w:hint="cs"/>
+          <w:sz w:val="28"/>
+          <w:szCs w:val="28"/>
+          <w:rtl/>
+          <w:lang w:bidi="ar-AE"/>
+        </w:rPr>
+        <w:t xml:space="preserve"> الذين لم يكونوا قد استلموا الروح القدس</w:t>
       </w:r>
       <w:r>
         <w:rPr>
           <w:rFonts w:hint="cs"/>
           <w:rtl/>
-          <w:lang w:bidi="ar-SA"/>
-        </w:rPr>
-        <w:t xml:space="preserve">" (لوقا 19: 21). إننا عندنا نقص في فهمنا لنعمة الله. الإنسان الطبيعي فينا لا يثق بالمسيح وبنعمة الله. إن أخطأنا يقول لنا قلبنا: ينبغي عليك أن تقتلع جذور الخطية قبل ذهابك إلى الله. </w:t>
-      </w:r>
-      <w:r>
-        <w:rPr>
-          <w:rtl/>
-          <w:lang w:bidi="ar-SA"/>
-        </w:rPr>
-        <w:t>–</w:t>
-      </w:r>
-      <w:r>
-        <w:rPr>
-          <w:rFonts w:hint="cs"/>
-          <w:rtl/>
-          <w:lang w:bidi="ar-SA"/>
-        </w:rPr>
-        <w:t xml:space="preserve"> لكن إن عرفنا إله كل نعمة بشكل أفضل فعلى الفور وعلى ما نحن عليه سنُسرع إليه ونتذلل من أعماق قلوبنا أمامه وهو لن يُقابلنا إلا بنعمته.</w:t>
+        </w:rPr>
+        <w:t xml:space="preserve"> </w:t>
+      </w:r>
+      <w:r>
+        <w:rPr>
+          <w:rFonts w:ascii="Sakkal Majalla" w:hAnsi="Sakkal Majalla" w:cs="Sakkal Majalla" w:hint="cs"/>
+          <w:sz w:val="28"/>
+          <w:szCs w:val="28"/>
+          <w:rtl/>
+          <w:lang w:bidi="ar-AE"/>
+        </w:rPr>
+        <w:t>بعد</w:t>
+      </w:r>
+      <w:r>
+        <w:rPr>
+          <w:rFonts w:ascii="Sakkal Majalla" w:hAnsi="Sakkal Majalla" w:cs="Sakkal Majalla" w:hint="cs"/>
+          <w:sz w:val="28"/>
+          <w:szCs w:val="28"/>
+          <w:rtl/>
+          <w:lang w:bidi="ar-AE"/>
+        </w:rPr>
+        <w:t xml:space="preserve">. هذا الاعتناء لم يعُد مستخدمًا فيهم في ذات الطريقة، حينما نزل الروح القدس. هنا </w:t>
+      </w:r>
+      <w:r>
+        <w:rPr>
+          <w:rFonts w:ascii="Sakkal Majalla" w:hAnsi="Sakkal Majalla" w:cs="Sakkal Majalla" w:hint="cs"/>
+          <w:sz w:val="28"/>
+          <w:szCs w:val="28"/>
+          <w:rtl/>
+          <w:lang w:bidi="ar-AE"/>
+        </w:rPr>
+        <w:t>يكمن أساس</w:t>
+      </w:r>
+      <w:r>
+        <w:rPr>
+          <w:rFonts w:ascii="Sakkal Majalla" w:hAnsi="Sakkal Majalla" w:cs="Sakkal Majalla" w:hint="cs"/>
+          <w:sz w:val="28"/>
+          <w:szCs w:val="28"/>
+          <w:rtl/>
+          <w:lang w:bidi="ar-AE"/>
+        </w:rPr>
+        <w:t xml:space="preserve"> الصعوبة</w:t>
+      </w:r>
+      <w:r>
+        <w:rPr>
+          <w:rFonts w:ascii="Sakkal Majalla" w:hAnsi="Sakkal Majalla" w:cs="Sakkal Majalla" w:hint="cs"/>
+          <w:sz w:val="28"/>
+          <w:szCs w:val="28"/>
+          <w:rtl/>
+          <w:lang w:bidi="ar-AE"/>
+        </w:rPr>
+        <w:t xml:space="preserve">. عندما </w:t>
+      </w:r>
+      <w:r>
+        <w:rPr>
+          <w:rFonts w:ascii="Sakkal Majalla" w:hAnsi="Sakkal Majalla" w:cs="Sakkal Majalla" w:hint="cs"/>
+          <w:sz w:val="28"/>
+          <w:szCs w:val="28"/>
+          <w:rtl/>
+          <w:lang w:bidi="ar-AE"/>
+        </w:rPr>
+        <w:t>ي</w:t>
+      </w:r>
+      <w:r>
+        <w:rPr>
+          <w:rFonts w:ascii="Sakkal Majalla" w:hAnsi="Sakkal Majalla" w:cs="Sakkal Majalla" w:hint="cs"/>
+          <w:sz w:val="28"/>
+          <w:szCs w:val="28"/>
+          <w:rtl/>
+          <w:lang w:bidi="ar-AE"/>
+        </w:rPr>
+        <w:t xml:space="preserve">تعلق الأمر </w:t>
+      </w:r>
+      <w:r>
+        <w:rPr>
+          <w:rFonts w:ascii="Sakkal Majalla" w:hAnsi="Sakkal Majalla" w:cs="Sakkal Majalla" w:hint="cs"/>
+          <w:sz w:val="28"/>
+          <w:szCs w:val="28"/>
+          <w:rtl/>
+          <w:lang w:bidi="ar-AE"/>
+        </w:rPr>
+        <w:t>بالناس في العالم، فمن السهولة أن نوضّح لهم بأنهم لا يمكنهم أن يستخدموا الصلاة الربانية؛ لأنه كيف يجرؤون بأن يقولوا بأنهم أولاد الله، أو يتمنون بأن يأتي ملكوت الرب يسوع، أفلا يعلمون بأنه سيكون هلاكهم الأبدي؟</w:t>
       </w:r>
     </w:p>
     <w:p>
       <w:pPr>
+        <w:jc w:val="both"/>
+        <w:rPr>
+          <w:rFonts w:ascii="Sakkal Majalla" w:hAnsi="Sakkal Majalla" w:cs="Sakkal Majalla"/>
+          <w:sz w:val="28"/>
+          <w:szCs w:val="28"/>
+          <w:rtl/>
+          <w:lang w:bidi="ar-AE"/>
+        </w:rPr>
+      </w:pPr>
+      <w:r>
+        <w:rPr>
+          <w:rFonts w:ascii="Sakkal Majalla" w:hAnsi="Sakkal Majalla" w:cs="Sakkal Majalla" w:hint="cs"/>
+          <w:sz w:val="28"/>
+          <w:szCs w:val="28"/>
+          <w:rtl/>
+          <w:lang w:bidi="ar-AE"/>
+        </w:rPr>
+        <w:t>وإن كان الأمر مرتبطًا بأولاد الله، فمن الضروري التعامل معهم بحذر. ربما تكون هنالك تقوى صادقة أمام كلمات الرب، مع أنه وليس نادرًا تكون مختلطة بضلال. فينبغي علينا أن نسعى لتنويرهم بالخلاص بواسطة الروح القدس وبحضوره فيمَن يسلّمون أنفسهم للرب يسوع. وكل الصعوبات عندها ستختفي من ذاتها حال خلاصهم. وسوف نُحسن إن كلمناهم عن "البقية"، بشرط أن يكونوا يعلمون ما هي البقية. ولكن على أي حال فسيفهمون بأن الصلاة هي أفكار الرب يسوع، تعبّر عن اعتنائه الرقيق بتلاميذه</w:t>
+      </w:r>
+      <w:r>
+        <w:rPr>
+          <w:rFonts w:ascii="Sakkal Majalla" w:hAnsi="Sakkal Majalla" w:cs="Sakkal Majalla" w:hint="cs"/>
+          <w:sz w:val="28"/>
+          <w:szCs w:val="28"/>
+          <w:rtl/>
+          <w:lang w:bidi="ar-AE"/>
+        </w:rPr>
+        <w:t xml:space="preserve">، الذين كانوا لا يزالون جسديين وكانوا </w:t>
+      </w:r>
+      <w:r>
+        <w:rPr>
+          <w:rFonts w:ascii="Sakkal Majalla" w:hAnsi="Sakkal Majalla" w:cs="Sakkal Majalla" w:hint="cs"/>
+          <w:sz w:val="28"/>
+          <w:szCs w:val="28"/>
+          <w:rtl/>
+          <w:lang w:bidi="ar-AE"/>
+        </w:rPr>
+        <w:lastRenderedPageBreak/>
+        <w:t xml:space="preserve">يحتاجون للإرشاد مثل الأولاد، </w:t>
+      </w:r>
+      <w:r>
+        <w:rPr>
+          <w:rFonts w:ascii="Sakkal Majalla" w:hAnsi="Sakkal Majalla" w:cs="Sakkal Majalla" w:hint="cs"/>
+          <w:sz w:val="28"/>
+          <w:szCs w:val="28"/>
+          <w:rtl/>
+          <w:lang w:bidi="ar-AE"/>
+        </w:rPr>
+        <w:t>إذ الرب بنفسه كان على الأرض ليكون مرشدهم هنا. إنهم سيفهمون الفارق ما بين هذه الحالة وحضور الروح القدس، الذي به نعلم بأننا في المسيح وهو فينا. وكمَن أنا على الأرض لي مكاني في هذه الدنيا أقول: "</w:t>
+      </w:r>
+      <w:r>
+        <w:rPr>
+          <w:rFonts w:ascii="Sakkal Majalla" w:hAnsi="Sakkal Majalla" w:cs="Sakkal Majalla" w:hint="cs"/>
+          <w:sz w:val="28"/>
+          <w:szCs w:val="28"/>
+          <w:rtl/>
+          <w:lang w:bidi="ar-AE"/>
+        </w:rPr>
+        <w:t>الَّذِي</w:t>
+      </w:r>
+      <w:r>
+        <w:rPr>
+          <w:rFonts w:ascii="Sakkal Majalla" w:hAnsi="Sakkal Majalla" w:cs="Sakkal Majalla"/>
+          <w:sz w:val="28"/>
+          <w:szCs w:val="28"/>
+          <w:rtl/>
+          <w:lang w:bidi="ar-AE"/>
+        </w:rPr>
+        <w:t xml:space="preserve"> </w:t>
+      </w:r>
+      <w:r>
+        <w:rPr>
+          <w:rFonts w:ascii="Sakkal Majalla" w:hAnsi="Sakkal Majalla" w:cs="Sakkal Majalla" w:hint="cs"/>
+          <w:sz w:val="28"/>
+          <w:szCs w:val="28"/>
+          <w:rtl/>
+          <w:lang w:bidi="ar-AE"/>
+        </w:rPr>
+        <w:t>فِي</w:t>
+      </w:r>
+      <w:r>
+        <w:rPr>
+          <w:rFonts w:ascii="Sakkal Majalla" w:hAnsi="Sakkal Majalla" w:cs="Sakkal Majalla"/>
+          <w:sz w:val="28"/>
+          <w:szCs w:val="28"/>
+          <w:rtl/>
+          <w:lang w:bidi="ar-AE"/>
+        </w:rPr>
+        <w:t xml:space="preserve"> </w:t>
+      </w:r>
+      <w:r>
+        <w:rPr>
+          <w:rFonts w:ascii="Sakkal Majalla" w:hAnsi="Sakkal Majalla" w:cs="Sakkal Majalla" w:hint="cs"/>
+          <w:sz w:val="28"/>
+          <w:szCs w:val="28"/>
+          <w:rtl/>
+          <w:lang w:bidi="ar-AE"/>
+        </w:rPr>
+        <w:t>السَّمَاوَاتِ</w:t>
+      </w:r>
+      <w:r>
+        <w:rPr>
+          <w:rFonts w:ascii="Sakkal Majalla" w:hAnsi="Sakkal Majalla" w:cs="Sakkal Majalla" w:hint="cs"/>
+          <w:sz w:val="28"/>
+          <w:szCs w:val="28"/>
+          <w:rtl/>
+          <w:lang w:bidi="ar-AE"/>
+        </w:rPr>
+        <w:t xml:space="preserve">". أما الآن فأنا أقترب إما إلى الصليب كخاطئ أو أسجد لله كمَن أنا بالقرب منه. </w:t>
+      </w:r>
+      <w:r>
+        <w:rPr>
+          <w:rFonts w:ascii="Sakkal Majalla" w:hAnsi="Sakkal Majalla" w:cs="Sakkal Majalla" w:hint="cs"/>
+          <w:sz w:val="28"/>
+          <w:szCs w:val="28"/>
+          <w:rtl/>
+          <w:lang w:bidi="ar-AE"/>
+        </w:rPr>
+        <w:t xml:space="preserve">ويكون دعائي بالحري أكثر "تعال أيها الرب يسوع!" مما هو "ليأتِ ملكوتك"، وإن كان كلاهما صحيح. </w:t>
+      </w:r>
+      <w:r>
+        <w:rPr>
+          <w:rFonts w:ascii="Sakkal Majalla" w:hAnsi="Sakkal Majalla" w:cs="Sakkal Majalla"/>
+          <w:sz w:val="28"/>
+          <w:szCs w:val="28"/>
+          <w:rtl/>
+          <w:lang w:bidi="ar-AE"/>
+        </w:rPr>
+        <w:t>–</w:t>
+      </w:r>
+      <w:r>
+        <w:rPr>
+          <w:rFonts w:ascii="Sakkal Majalla" w:hAnsi="Sakkal Majalla" w:cs="Sakkal Majalla" w:hint="cs"/>
+          <w:sz w:val="28"/>
+          <w:szCs w:val="28"/>
+          <w:rtl/>
+          <w:lang w:bidi="ar-AE"/>
+        </w:rPr>
+        <w:t xml:space="preserve"> "</w:t>
+      </w:r>
+      <w:r>
         <w:rPr>
           <w:rFonts w:hint="cs"/>
-          <w:lang w:bidi="ar-SA"/>
+          <w:rtl/>
+        </w:rPr>
+        <w:t xml:space="preserve"> </w:t>
+      </w:r>
+      <w:r>
+        <w:rPr>
+          <w:rFonts w:ascii="Sakkal Majalla" w:hAnsi="Sakkal Majalla" w:cs="Sakkal Majalla" w:hint="cs"/>
+          <w:sz w:val="28"/>
+          <w:szCs w:val="28"/>
+          <w:rtl/>
+          <w:lang w:bidi="ar-AE"/>
+        </w:rPr>
+        <w:t>لِتَكُنْ</w:t>
+      </w:r>
+      <w:r>
+        <w:rPr>
+          <w:rFonts w:ascii="Sakkal Majalla" w:hAnsi="Sakkal Majalla" w:cs="Sakkal Majalla"/>
+          <w:sz w:val="28"/>
+          <w:szCs w:val="28"/>
+          <w:rtl/>
+          <w:lang w:bidi="ar-AE"/>
+        </w:rPr>
+        <w:t xml:space="preserve"> </w:t>
+      </w:r>
+      <w:r>
+        <w:rPr>
+          <w:rFonts w:ascii="Sakkal Majalla" w:hAnsi="Sakkal Majalla" w:cs="Sakkal Majalla" w:hint="cs"/>
+          <w:sz w:val="28"/>
+          <w:szCs w:val="28"/>
+          <w:rtl/>
+          <w:lang w:bidi="ar-AE"/>
+        </w:rPr>
+        <w:t>مَشِيئَتُكَ</w:t>
+      </w:r>
+      <w:r>
+        <w:rPr>
+          <w:rFonts w:ascii="Sakkal Majalla" w:hAnsi="Sakkal Majalla" w:cs="Sakkal Majalla"/>
+          <w:sz w:val="28"/>
+          <w:szCs w:val="28"/>
+          <w:rtl/>
+          <w:lang w:bidi="ar-AE"/>
+        </w:rPr>
+        <w:t xml:space="preserve"> </w:t>
+      </w:r>
+      <w:r>
+        <w:rPr>
+          <w:rFonts w:ascii="Sakkal Majalla" w:hAnsi="Sakkal Majalla" w:cs="Sakkal Majalla" w:hint="cs"/>
+          <w:sz w:val="28"/>
+          <w:szCs w:val="28"/>
+          <w:rtl/>
+          <w:lang w:bidi="ar-AE"/>
+        </w:rPr>
+        <w:t>كَمَا</w:t>
+      </w:r>
+      <w:r>
+        <w:rPr>
+          <w:rFonts w:ascii="Sakkal Majalla" w:hAnsi="Sakkal Majalla" w:cs="Sakkal Majalla"/>
+          <w:sz w:val="28"/>
+          <w:szCs w:val="28"/>
+          <w:rtl/>
+          <w:lang w:bidi="ar-AE"/>
+        </w:rPr>
+        <w:t xml:space="preserve"> </w:t>
+      </w:r>
+      <w:r>
+        <w:rPr>
+          <w:rFonts w:ascii="Sakkal Majalla" w:hAnsi="Sakkal Majalla" w:cs="Sakkal Majalla" w:hint="cs"/>
+          <w:sz w:val="28"/>
+          <w:szCs w:val="28"/>
+          <w:rtl/>
+          <w:lang w:bidi="ar-AE"/>
+        </w:rPr>
+        <w:t>فِي</w:t>
+      </w:r>
+      <w:r>
+        <w:rPr>
+          <w:rFonts w:ascii="Sakkal Majalla" w:hAnsi="Sakkal Majalla" w:cs="Sakkal Majalla"/>
+          <w:sz w:val="28"/>
+          <w:szCs w:val="28"/>
+          <w:rtl/>
+          <w:lang w:bidi="ar-AE"/>
+        </w:rPr>
+        <w:t xml:space="preserve"> </w:t>
+      </w:r>
+      <w:r>
+        <w:rPr>
+          <w:rFonts w:ascii="Sakkal Majalla" w:hAnsi="Sakkal Majalla" w:cs="Sakkal Majalla" w:hint="cs"/>
+          <w:sz w:val="28"/>
+          <w:szCs w:val="28"/>
+          <w:rtl/>
+          <w:lang w:bidi="ar-AE"/>
+        </w:rPr>
+        <w:t>السَّمَاءِ</w:t>
+      </w:r>
+      <w:r>
+        <w:rPr>
+          <w:rFonts w:ascii="Sakkal Majalla" w:hAnsi="Sakkal Majalla" w:cs="Sakkal Majalla"/>
+          <w:sz w:val="28"/>
+          <w:szCs w:val="28"/>
+          <w:rtl/>
+          <w:lang w:bidi="ar-AE"/>
+        </w:rPr>
+        <w:t xml:space="preserve"> </w:t>
+      </w:r>
+      <w:r>
+        <w:rPr>
+          <w:rFonts w:ascii="Sakkal Majalla" w:hAnsi="Sakkal Majalla" w:cs="Sakkal Majalla" w:hint="cs"/>
+          <w:sz w:val="28"/>
+          <w:szCs w:val="28"/>
+          <w:rtl/>
+          <w:lang w:bidi="ar-AE"/>
+        </w:rPr>
+        <w:t>كَذلِكَ</w:t>
+      </w:r>
+      <w:r>
+        <w:rPr>
+          <w:rFonts w:ascii="Sakkal Majalla" w:hAnsi="Sakkal Majalla" w:cs="Sakkal Majalla"/>
+          <w:sz w:val="28"/>
+          <w:szCs w:val="28"/>
+          <w:rtl/>
+          <w:lang w:bidi="ar-AE"/>
+        </w:rPr>
+        <w:t xml:space="preserve"> </w:t>
+      </w:r>
+      <w:r>
+        <w:rPr>
+          <w:rFonts w:ascii="Sakkal Majalla" w:hAnsi="Sakkal Majalla" w:cs="Sakkal Majalla" w:hint="cs"/>
+          <w:sz w:val="28"/>
+          <w:szCs w:val="28"/>
+          <w:rtl/>
+          <w:lang w:bidi="ar-AE"/>
+        </w:rPr>
+        <w:t>عَلَى</w:t>
+      </w:r>
+      <w:r>
+        <w:rPr>
+          <w:rFonts w:ascii="Sakkal Majalla" w:hAnsi="Sakkal Majalla" w:cs="Sakkal Majalla"/>
+          <w:sz w:val="28"/>
+          <w:szCs w:val="28"/>
+          <w:rtl/>
+          <w:lang w:bidi="ar-AE"/>
+        </w:rPr>
+        <w:t xml:space="preserve"> </w:t>
+      </w:r>
+      <w:r>
+        <w:rPr>
+          <w:rFonts w:ascii="Sakkal Majalla" w:hAnsi="Sakkal Majalla" w:cs="Sakkal Majalla" w:hint="cs"/>
+          <w:sz w:val="28"/>
+          <w:szCs w:val="28"/>
+          <w:rtl/>
+          <w:lang w:bidi="ar-AE"/>
+        </w:rPr>
+        <w:t>الأَرْضِ</w:t>
+      </w:r>
+      <w:r>
+        <w:rPr>
+          <w:rFonts w:ascii="Sakkal Majalla" w:hAnsi="Sakkal Majalla" w:cs="Sakkal Majalla"/>
+          <w:sz w:val="28"/>
+          <w:szCs w:val="28"/>
+          <w:rtl/>
+          <w:lang w:bidi="ar-AE"/>
+        </w:rPr>
+        <w:t>.</w:t>
+      </w:r>
+      <w:r>
+        <w:rPr>
+          <w:rFonts w:ascii="Sakkal Majalla" w:hAnsi="Sakkal Majalla" w:cs="Sakkal Majalla" w:hint="cs"/>
+          <w:sz w:val="28"/>
+          <w:szCs w:val="28"/>
+          <w:rtl/>
+          <w:lang w:bidi="ar-AE"/>
+        </w:rPr>
+        <w:t>" من المؤكد هو أيضًا أمنيتنا نحن؛ غير أن هذه الكلمات لا تعبّر عن احتياجات النفس التي تتصارع "</w:t>
+      </w:r>
+      <w:r>
+        <w:rPr>
+          <w:rFonts w:hint="cs"/>
+          <w:rtl/>
+        </w:rPr>
+        <w:t xml:space="preserve"> </w:t>
+      </w:r>
+      <w:r>
+        <w:rPr>
+          <w:rFonts w:ascii="Sakkal Majalla" w:hAnsi="Sakkal Majalla" w:cs="Sakkal Majalla" w:hint="cs"/>
+          <w:sz w:val="28"/>
+          <w:szCs w:val="28"/>
+          <w:rtl/>
+          <w:lang w:bidi="ar-AE"/>
+        </w:rPr>
+        <w:t>مَعَ</w:t>
+      </w:r>
+      <w:r>
+        <w:rPr>
+          <w:rFonts w:ascii="Sakkal Majalla" w:hAnsi="Sakkal Majalla" w:cs="Sakkal Majalla"/>
+          <w:sz w:val="28"/>
+          <w:szCs w:val="28"/>
+          <w:rtl/>
+          <w:lang w:bidi="ar-AE"/>
+        </w:rPr>
+        <w:t xml:space="preserve"> </w:t>
+      </w:r>
+      <w:r>
+        <w:rPr>
+          <w:rFonts w:ascii="Sakkal Majalla" w:hAnsi="Sakkal Majalla" w:cs="Sakkal Majalla" w:hint="cs"/>
+          <w:sz w:val="28"/>
+          <w:szCs w:val="28"/>
+          <w:rtl/>
+          <w:lang w:bidi="ar-AE"/>
+        </w:rPr>
+        <w:t>الرُّؤَسَاءِ،</w:t>
+      </w:r>
+      <w:r>
+        <w:rPr>
+          <w:rFonts w:ascii="Sakkal Majalla" w:hAnsi="Sakkal Majalla" w:cs="Sakkal Majalla"/>
+          <w:sz w:val="28"/>
+          <w:szCs w:val="28"/>
+          <w:rtl/>
+          <w:lang w:bidi="ar-AE"/>
+        </w:rPr>
+        <w:t xml:space="preserve"> </w:t>
+      </w:r>
+      <w:r>
+        <w:rPr>
+          <w:rFonts w:ascii="Sakkal Majalla" w:hAnsi="Sakkal Majalla" w:cs="Sakkal Majalla" w:hint="cs"/>
+          <w:sz w:val="28"/>
+          <w:szCs w:val="28"/>
+          <w:rtl/>
+          <w:lang w:bidi="ar-AE"/>
+        </w:rPr>
+        <w:t>مَعَ</w:t>
+      </w:r>
+      <w:r>
+        <w:rPr>
+          <w:rFonts w:ascii="Sakkal Majalla" w:hAnsi="Sakkal Majalla" w:cs="Sakkal Majalla"/>
+          <w:sz w:val="28"/>
+          <w:szCs w:val="28"/>
+          <w:rtl/>
+          <w:lang w:bidi="ar-AE"/>
+        </w:rPr>
+        <w:t xml:space="preserve"> </w:t>
+      </w:r>
+      <w:r>
+        <w:rPr>
+          <w:rFonts w:ascii="Sakkal Majalla" w:hAnsi="Sakkal Majalla" w:cs="Sakkal Majalla" w:hint="cs"/>
+          <w:sz w:val="28"/>
+          <w:szCs w:val="28"/>
+          <w:rtl/>
+          <w:lang w:bidi="ar-AE"/>
+        </w:rPr>
+        <w:t>السَّلاَطِينِ،</w:t>
+      </w:r>
+      <w:r>
+        <w:rPr>
+          <w:rFonts w:ascii="Sakkal Majalla" w:hAnsi="Sakkal Majalla" w:cs="Sakkal Majalla"/>
+          <w:sz w:val="28"/>
+          <w:szCs w:val="28"/>
+          <w:rtl/>
+          <w:lang w:bidi="ar-AE"/>
+        </w:rPr>
+        <w:t xml:space="preserve"> </w:t>
+      </w:r>
+      <w:r>
+        <w:rPr>
+          <w:rFonts w:ascii="Sakkal Majalla" w:hAnsi="Sakkal Majalla" w:cs="Sakkal Majalla" w:hint="cs"/>
+          <w:sz w:val="28"/>
+          <w:szCs w:val="28"/>
+          <w:rtl/>
+          <w:lang w:bidi="ar-AE"/>
+        </w:rPr>
+        <w:t>مَعَ</w:t>
+      </w:r>
+      <w:r>
+        <w:rPr>
+          <w:rFonts w:ascii="Sakkal Majalla" w:hAnsi="Sakkal Majalla" w:cs="Sakkal Majalla"/>
+          <w:sz w:val="28"/>
+          <w:szCs w:val="28"/>
+          <w:rtl/>
+          <w:lang w:bidi="ar-AE"/>
+        </w:rPr>
+        <w:t xml:space="preserve"> </w:t>
+      </w:r>
+      <w:r>
+        <w:rPr>
+          <w:rFonts w:ascii="Sakkal Majalla" w:hAnsi="Sakkal Majalla" w:cs="Sakkal Majalla" w:hint="cs"/>
+          <w:sz w:val="28"/>
+          <w:szCs w:val="28"/>
+          <w:rtl/>
+          <w:lang w:bidi="ar-AE"/>
+        </w:rPr>
+        <w:t>وُلاَةِ</w:t>
+      </w:r>
+      <w:r>
+        <w:rPr>
+          <w:rFonts w:ascii="Sakkal Majalla" w:hAnsi="Sakkal Majalla" w:cs="Sakkal Majalla"/>
+          <w:sz w:val="28"/>
+          <w:szCs w:val="28"/>
+          <w:rtl/>
+          <w:lang w:bidi="ar-AE"/>
+        </w:rPr>
+        <w:t xml:space="preserve"> </w:t>
+      </w:r>
+      <w:r>
+        <w:rPr>
+          <w:rFonts w:ascii="Sakkal Majalla" w:hAnsi="Sakkal Majalla" w:cs="Sakkal Majalla" w:hint="cs"/>
+          <w:sz w:val="28"/>
+          <w:szCs w:val="28"/>
+          <w:rtl/>
+          <w:lang w:bidi="ar-AE"/>
+        </w:rPr>
+        <w:t>الْعَالَمِ</w:t>
+      </w:r>
+      <w:r>
+        <w:rPr>
+          <w:rFonts w:ascii="Sakkal Majalla" w:hAnsi="Sakkal Majalla" w:cs="Sakkal Majalla"/>
+          <w:sz w:val="28"/>
+          <w:szCs w:val="28"/>
+          <w:rtl/>
+          <w:lang w:bidi="ar-AE"/>
+        </w:rPr>
+        <w:t xml:space="preserve"> </w:t>
+      </w:r>
+      <w:r>
+        <w:rPr>
+          <w:rFonts w:ascii="Sakkal Majalla" w:hAnsi="Sakkal Majalla" w:cs="Sakkal Majalla" w:hint="cs"/>
+          <w:sz w:val="28"/>
+          <w:szCs w:val="28"/>
+          <w:rtl/>
+          <w:lang w:bidi="ar-AE"/>
+        </w:rPr>
+        <w:t>عَلَى</w:t>
+      </w:r>
+      <w:r>
+        <w:rPr>
+          <w:rFonts w:ascii="Sakkal Majalla" w:hAnsi="Sakkal Majalla" w:cs="Sakkal Majalla"/>
+          <w:sz w:val="28"/>
+          <w:szCs w:val="28"/>
+          <w:rtl/>
+          <w:lang w:bidi="ar-AE"/>
+        </w:rPr>
+        <w:t xml:space="preserve"> </w:t>
+      </w:r>
+      <w:r>
+        <w:rPr>
+          <w:rFonts w:ascii="Sakkal Majalla" w:hAnsi="Sakkal Majalla" w:cs="Sakkal Majalla" w:hint="cs"/>
+          <w:sz w:val="28"/>
+          <w:szCs w:val="28"/>
+          <w:rtl/>
+          <w:lang w:bidi="ar-AE"/>
+        </w:rPr>
+        <w:t>ظُلْمَةِ</w:t>
+      </w:r>
+      <w:r>
+        <w:rPr>
+          <w:rFonts w:ascii="Sakkal Majalla" w:hAnsi="Sakkal Majalla" w:cs="Sakkal Majalla"/>
+          <w:sz w:val="28"/>
+          <w:szCs w:val="28"/>
+          <w:rtl/>
+          <w:lang w:bidi="ar-AE"/>
+        </w:rPr>
+        <w:t xml:space="preserve"> </w:t>
+      </w:r>
+      <w:r>
+        <w:rPr>
+          <w:rFonts w:ascii="Sakkal Majalla" w:hAnsi="Sakkal Majalla" w:cs="Sakkal Majalla" w:hint="cs"/>
+          <w:sz w:val="28"/>
+          <w:szCs w:val="28"/>
+          <w:rtl/>
+          <w:lang w:bidi="ar-AE"/>
+        </w:rPr>
+        <w:t>هذَا</w:t>
+      </w:r>
+      <w:r>
+        <w:rPr>
+          <w:rFonts w:ascii="Sakkal Majalla" w:hAnsi="Sakkal Majalla" w:cs="Sakkal Majalla"/>
+          <w:sz w:val="28"/>
+          <w:szCs w:val="28"/>
+          <w:rtl/>
+          <w:lang w:bidi="ar-AE"/>
+        </w:rPr>
+        <w:t xml:space="preserve"> </w:t>
+      </w:r>
+      <w:r>
+        <w:rPr>
+          <w:rFonts w:ascii="Sakkal Majalla" w:hAnsi="Sakkal Majalla" w:cs="Sakkal Majalla" w:hint="cs"/>
+          <w:sz w:val="28"/>
+          <w:szCs w:val="28"/>
+          <w:rtl/>
+          <w:lang w:bidi="ar-AE"/>
+        </w:rPr>
+        <w:t>الدَّهْرِ،</w:t>
+      </w:r>
+      <w:r>
+        <w:rPr>
+          <w:rFonts w:ascii="Sakkal Majalla" w:hAnsi="Sakkal Majalla" w:cs="Sakkal Majalla"/>
+          <w:sz w:val="28"/>
+          <w:szCs w:val="28"/>
+          <w:rtl/>
+          <w:lang w:bidi="ar-AE"/>
+        </w:rPr>
+        <w:t xml:space="preserve"> </w:t>
+      </w:r>
+      <w:r>
+        <w:rPr>
+          <w:rFonts w:ascii="Sakkal Majalla" w:hAnsi="Sakkal Majalla" w:cs="Sakkal Majalla" w:hint="cs"/>
+          <w:sz w:val="28"/>
+          <w:szCs w:val="28"/>
+          <w:rtl/>
+          <w:lang w:bidi="ar-AE"/>
+        </w:rPr>
+        <w:t>مَعَ</w:t>
+      </w:r>
+      <w:r>
+        <w:rPr>
+          <w:rFonts w:ascii="Sakkal Majalla" w:hAnsi="Sakkal Majalla" w:cs="Sakkal Majalla"/>
+          <w:sz w:val="28"/>
+          <w:szCs w:val="28"/>
+          <w:rtl/>
+          <w:lang w:bidi="ar-AE"/>
+        </w:rPr>
+        <w:t xml:space="preserve"> </w:t>
+      </w:r>
+      <w:r>
+        <w:rPr>
+          <w:rFonts w:ascii="Sakkal Majalla" w:hAnsi="Sakkal Majalla" w:cs="Sakkal Majalla" w:hint="cs"/>
+          <w:sz w:val="28"/>
+          <w:szCs w:val="28"/>
+          <w:rtl/>
+          <w:lang w:bidi="ar-AE"/>
+        </w:rPr>
+        <w:t>أَجْنَادِ</w:t>
+      </w:r>
+      <w:r>
+        <w:rPr>
+          <w:rFonts w:ascii="Sakkal Majalla" w:hAnsi="Sakkal Majalla" w:cs="Sakkal Majalla"/>
+          <w:sz w:val="28"/>
+          <w:szCs w:val="28"/>
+          <w:rtl/>
+          <w:lang w:bidi="ar-AE"/>
+        </w:rPr>
+        <w:t xml:space="preserve"> </w:t>
+      </w:r>
+      <w:r>
+        <w:rPr>
+          <w:rFonts w:ascii="Sakkal Majalla" w:hAnsi="Sakkal Majalla" w:cs="Sakkal Majalla" w:hint="cs"/>
+          <w:sz w:val="28"/>
+          <w:szCs w:val="28"/>
+          <w:rtl/>
+          <w:lang w:bidi="ar-AE"/>
+        </w:rPr>
+        <w:t>الشَّرِّ</w:t>
+      </w:r>
+      <w:r>
+        <w:rPr>
+          <w:rFonts w:ascii="Sakkal Majalla" w:hAnsi="Sakkal Majalla" w:cs="Sakkal Majalla"/>
+          <w:sz w:val="28"/>
+          <w:szCs w:val="28"/>
+          <w:rtl/>
+          <w:lang w:bidi="ar-AE"/>
+        </w:rPr>
+        <w:t xml:space="preserve"> </w:t>
+      </w:r>
+      <w:r>
+        <w:rPr>
+          <w:rFonts w:ascii="Sakkal Majalla" w:hAnsi="Sakkal Majalla" w:cs="Sakkal Majalla" w:hint="cs"/>
+          <w:sz w:val="28"/>
+          <w:szCs w:val="28"/>
+          <w:rtl/>
+          <w:lang w:bidi="ar-AE"/>
+        </w:rPr>
+        <w:t>الرُّوحِيَّةِ</w:t>
+      </w:r>
+      <w:r>
+        <w:rPr>
+          <w:rFonts w:ascii="Sakkal Majalla" w:hAnsi="Sakkal Majalla" w:cs="Sakkal Majalla"/>
+          <w:sz w:val="28"/>
+          <w:szCs w:val="28"/>
+          <w:rtl/>
+          <w:lang w:bidi="ar-AE"/>
+        </w:rPr>
+        <w:t xml:space="preserve"> </w:t>
+      </w:r>
+      <w:r>
+        <w:rPr>
+          <w:rFonts w:ascii="Sakkal Majalla" w:hAnsi="Sakkal Majalla" w:cs="Sakkal Majalla" w:hint="cs"/>
+          <w:sz w:val="28"/>
+          <w:szCs w:val="28"/>
+          <w:rtl/>
+          <w:lang w:bidi="ar-AE"/>
+        </w:rPr>
+        <w:t>فِي</w:t>
+      </w:r>
+      <w:r>
+        <w:rPr>
+          <w:rFonts w:ascii="Sakkal Majalla" w:hAnsi="Sakkal Majalla" w:cs="Sakkal Majalla"/>
+          <w:sz w:val="28"/>
+          <w:szCs w:val="28"/>
+          <w:rtl/>
+          <w:lang w:bidi="ar-AE"/>
+        </w:rPr>
+        <w:t xml:space="preserve"> </w:t>
+      </w:r>
+      <w:r>
+        <w:rPr>
+          <w:rFonts w:ascii="Sakkal Majalla" w:hAnsi="Sakkal Majalla" w:cs="Sakkal Majalla" w:hint="cs"/>
+          <w:sz w:val="28"/>
+          <w:szCs w:val="28"/>
+          <w:rtl/>
+          <w:lang w:bidi="ar-AE"/>
+        </w:rPr>
+        <w:t>السَّمَاوِيَّاتِ</w:t>
+      </w:r>
+      <w:r>
+        <w:rPr>
+          <w:rFonts w:ascii="Sakkal Majalla" w:hAnsi="Sakkal Majalla" w:cs="Sakkal Majalla"/>
+          <w:sz w:val="28"/>
+          <w:szCs w:val="28"/>
+          <w:rtl/>
+          <w:lang w:bidi="ar-AE"/>
+        </w:rPr>
+        <w:t>.</w:t>
+      </w:r>
+      <w:r>
+        <w:rPr>
+          <w:rFonts w:ascii="Sakkal Majalla" w:hAnsi="Sakkal Majalla" w:cs="Sakkal Majalla" w:hint="cs"/>
+          <w:sz w:val="28"/>
+          <w:szCs w:val="28"/>
+          <w:rtl/>
+          <w:lang w:bidi="ar-AE"/>
+        </w:rPr>
+        <w:t>" والسالكة على الأرض في زمن متغرب</w:t>
+      </w:r>
+      <w:r>
+        <w:rPr>
+          <w:rFonts w:ascii="Sakkal Majalla" w:hAnsi="Sakkal Majalla" w:cs="Sakkal Majalla" w:hint="cs"/>
+          <w:sz w:val="28"/>
+          <w:szCs w:val="28"/>
+          <w:rtl/>
+          <w:lang w:bidi="ar-AE"/>
+        </w:rPr>
+        <w:t xml:space="preserve"> عن الله. </w:t>
+      </w:r>
+      <w:r>
+        <w:rPr>
+          <w:rFonts w:ascii="Sakkal Majalla" w:hAnsi="Sakkal Majalla" w:cs="Sakkal Majalla" w:hint="cs"/>
+          <w:sz w:val="28"/>
+          <w:szCs w:val="28"/>
+          <w:rtl/>
+          <w:lang w:bidi="ar-AE"/>
+        </w:rPr>
+        <w:t>مثل هذه النفس تتخذ مكانها كغريبة في هذا العالم الذي رفض الرب؛ وهي تجد راحتها في الأمور السماوية والبركات، وفرحُها هو أن تشابه الرب المُرَفَّع. كما والروح القدس كثيرًا ما يطوّر رغبات و</w:t>
+      </w:r>
+      <w:r>
+        <w:rPr>
+          <w:rFonts w:ascii="Sakkal Majalla" w:hAnsi="Sakkal Majalla" w:cs="Sakkal Majalla" w:hint="cs"/>
+          <w:sz w:val="28"/>
+          <w:szCs w:val="28"/>
+          <w:rtl/>
+          <w:lang w:bidi="ar-AE"/>
+        </w:rPr>
+        <w:t xml:space="preserve">نذور صلاة الرب في جُملة من الأمور التي يعرفنا هو بها والتي تتعدى تلك الصلاة. فإن كانت أخيرًا هي صلاتنا، فيحق لنا </w:t>
+      </w:r>
+      <w:r>
+        <w:rPr>
+          <w:rFonts w:ascii="Sakkal Majalla" w:hAnsi="Sakkal Majalla" w:cs="Sakkal Majalla" w:hint="cs"/>
+          <w:sz w:val="28"/>
+          <w:szCs w:val="28"/>
+          <w:rtl/>
+          <w:lang w:bidi="ar-AE"/>
+        </w:rPr>
+        <w:t xml:space="preserve">فقط </w:t>
+      </w:r>
+      <w:r>
+        <w:rPr>
+          <w:rFonts w:ascii="Sakkal Majalla" w:hAnsi="Sakkal Majalla" w:cs="Sakkal Majalla" w:hint="cs"/>
+          <w:sz w:val="28"/>
+          <w:szCs w:val="28"/>
+          <w:rtl/>
+          <w:lang w:bidi="ar-AE"/>
+        </w:rPr>
+        <w:t>أن ن</w:t>
+      </w:r>
+      <w:r>
+        <w:rPr>
+          <w:rFonts w:ascii="Sakkal Majalla" w:hAnsi="Sakkal Majalla" w:cs="Sakkal Majalla" w:hint="cs"/>
+          <w:sz w:val="28"/>
+          <w:szCs w:val="28"/>
+          <w:rtl/>
+          <w:lang w:bidi="ar-AE"/>
+        </w:rPr>
+        <w:t>ستخدمها هي؛ فهي كاملة ولذا فإنها كل صلاتنا وصلاتنا الوحيدة ...</w:t>
+      </w:r>
+    </w:p>
+    <w:p>
+      <w:pPr>
+        <w:jc w:val="both"/>
+        <w:rPr>
+          <w:rFonts w:ascii="Sakkal Majalla" w:hAnsi="Sakkal Majalla" w:cs="Sakkal Majalla"/>
+          <w:sz w:val="28"/>
+          <w:szCs w:val="28"/>
+          <w:rtl/>
+          <w:lang w:bidi="ar-AE"/>
         </w:rPr>
       </w:pPr>
       <w:r>
         <w:rPr>
-          <w:rFonts w:hint="cs"/>
-          <w:rtl/>
-          <w:lang w:bidi="ar-SA"/>
-        </w:rPr>
-        <w:t xml:space="preserve">لا شيء أصعب علينا من أن نبقى في وعينا بأننا لسنا تحت الناموس وإنما تحت النعمة. النعمة تشترط وجود الخطية والشر فينا، لكن النعمة تصرّح بأن جميع الخطايا </w:t>
-      </w:r>
-      <w:r>
-        <w:rPr>
-          <w:rFonts w:hint="cs"/>
-          <w:rtl/>
-          <w:lang w:bidi="ar-SA"/>
-        </w:rPr>
-        <w:t>أزالها يسوع. وحتى إن كنا نعي بخطايانا فيحق لنا أن نعي نعمة الله التي أزالتها. إن فرحنا</w:t>
-      </w:r>
-      <w:r>
-        <w:rPr>
-          <w:rFonts w:hint="cs"/>
-          <w:rtl/>
-          <w:lang w:bidi="ar-SA"/>
-        </w:rPr>
-        <w:t xml:space="preserve"> </w:t>
-      </w:r>
-      <w:r>
-        <w:rPr>
-          <w:rFonts w:hint="cs"/>
-          <w:rtl/>
-          <w:lang w:bidi="ar-SA"/>
-        </w:rPr>
-        <w:t>وسلامنا لا يعتمد على ما نكونه</w:t>
-      </w:r>
-      <w:r>
-        <w:rPr>
-          <w:rFonts w:hint="cs"/>
-          <w:rtl/>
-          <w:lang w:bidi="ar-SA"/>
-        </w:rPr>
-        <w:t xml:space="preserve"> نحن</w:t>
-      </w:r>
-      <w:r>
-        <w:rPr>
-          <w:rFonts w:hint="cs"/>
-          <w:rtl/>
-          <w:lang w:bidi="ar-SA"/>
-        </w:rPr>
-        <w:t xml:space="preserve"> وإنما ما يكونه الله، والله </w:t>
-      </w:r>
-      <w:r>
-        <w:rPr>
-          <w:rFonts w:hint="cs"/>
-          <w:rtl/>
-          <w:lang w:bidi="ar-SA"/>
-        </w:rPr>
-        <w:t>إله رحيم</w:t>
-      </w:r>
-      <w:r>
-        <w:rPr>
-          <w:rFonts w:hint="cs"/>
-          <w:rtl/>
-          <w:lang w:bidi="ar-SA"/>
-        </w:rPr>
-        <w:t>. إن الوعي بالنعمة هو المصدر لقوتنا كمسيحيين، والثبات في النعمة هو سر كل تقديس. لأن النعمة تُدخلنا إلى محضر الله و</w:t>
-      </w:r>
-      <w:r>
-        <w:rPr>
-          <w:rFonts w:hint="cs"/>
-          <w:rtl/>
-          <w:lang w:bidi="ar-SA"/>
-        </w:rPr>
-        <w:t xml:space="preserve">نحن </w:t>
-      </w:r>
-      <w:r>
-        <w:rPr>
-          <w:rFonts w:hint="cs"/>
-          <w:rtl/>
-          <w:lang w:bidi="ar-SA"/>
-        </w:rPr>
-        <w:t>نتقدس في عشرتنا مع الله، فمعرفة النعمة هي المصدر الحقيقي في تقديسنا.</w:t>
+          <w:rFonts w:ascii="Sakkal Majalla" w:hAnsi="Sakkal Majalla" w:cs="Sakkal Majalla" w:hint="cs"/>
+          <w:sz w:val="28"/>
+          <w:szCs w:val="28"/>
+          <w:rtl/>
+          <w:lang w:bidi="ar-AE"/>
+        </w:rPr>
+        <w:t>بالمناسبة من الثمين جدًا بأن نتأمل فحوى صلاة الرب ونفتش في أفكار يسوع المتضمنة فيها.</w:t>
+      </w:r>
+    </w:p>
+    <w:p>
+      <w:pPr>
+        <w:jc w:val="center"/>
+        <w:rPr>
+          <w:rFonts w:ascii="Sakkal Majalla" w:hAnsi="Sakkal Majalla" w:cs="Sakkal Majalla"/>
+          <w:sz w:val="28"/>
+          <w:szCs w:val="28"/>
+          <w:lang w:bidi="ar-AE"/>
+        </w:rPr>
+      </w:pPr>
+      <w:r>
+        <w:rPr>
+          <w:rFonts w:ascii="Sakkal Majalla" w:hAnsi="Sakkal Majalla" w:cs="Sakkal Majalla" w:hint="cs"/>
+          <w:sz w:val="28"/>
+          <w:szCs w:val="28"/>
+          <w:rtl/>
+          <w:lang w:bidi="ar-AE"/>
+        </w:rPr>
+        <w:t>-</w:t>
+      </w:r>
+      <w:r>
+        <w:rPr>
+          <w:rFonts w:ascii="Sakkal Majalla" w:hAnsi="Sakkal Majalla" w:cs="Sakkal Majalla"/>
+          <w:sz w:val="28"/>
+          <w:szCs w:val="28"/>
+          <w:rtl/>
+          <w:lang w:bidi="ar-AE"/>
+        </w:rPr>
+        <w:t xml:space="preserve"> </w:t>
+      </w:r>
+      <w:r>
+        <w:rPr>
+          <w:rFonts w:ascii="Sakkal Majalla" w:hAnsi="Sakkal Majalla" w:cs="Sakkal Majalla" w:hint="cs"/>
+          <w:sz w:val="28"/>
+          <w:szCs w:val="28"/>
+          <w:rtl/>
+          <w:lang w:bidi="ar-AE"/>
+        </w:rPr>
+        <w:t>تم -</w:t>
       </w:r>
     </w:p>
     <w:sectPr>
-      <w:pgSz w:w="12240" w:h="15840"/>
-      <w:pgMar w:top="1440" w:right="1800" w:bottom="1440" w:left="1800" w:header="720" w:footer="720" w:gutter="0"/>
-      <w:cols w:space="720"/>
+      <w:pgSz w:w="11906" w:h="16838"/>
+      <w:pgMar w:top="1440" w:right="1800" w:bottom="1440" w:left="1800" w:header="708" w:footer="708" w:gutter="0"/>
+      <w:cols w:space="708"/>
+      <w:bidi/>
+      <w:rtlGutter/>
       <w:docGrid w:linePitch="360"/>
     </w:sectPr>
   </w:body>
 </w:document>
 </file>
 
+<file path=word/numbering.xml><?xml version="1.0" encoding="utf-8"?>
+<w:numbering xmlns:wpc="http://schemas.microsoft.com/office/word/2010/wordprocessingCanvas" xmlns:cx="http://schemas.microsoft.com/office/drawing/2014/chartex" xmlns:cx1="http://schemas.microsoft.com/office/drawing/2015/9/8/chartex" xmlns:cx2="http://schemas.microsoft.com/office/drawing/2015/10/21/chartex" xmlns:cx3="http://schemas.microsoft.com/office/drawing/2016/5/9/chartex" xmlns:cx4="http://schemas.microsoft.com/office/drawing/2016/5/10/chartex" xmlns:cx5="http://schemas.microsoft.com/office/drawing/2016/5/11/chartex" xmlns:cx6="http://schemas.microsoft.com/office/drawing/2016/5/12/chartex" xmlns:cx7="http://schemas.microsoft.com/office/drawing/2016/5/13/chartex" xmlns:cx8="http://schemas.microsoft.com/office/drawing/2016/5/14/chartex" xmlns:mc="http://schemas.openxmlformats.org/markup-compatibility/2006" xmlns:aink="http://schemas.microsoft.com/office/drawing/2016/ink" xmlns:am3d="http://schemas.microsoft.com/office/drawing/2017/model3d" xmlns:o="urn:schemas-microsoft-com:office:office" xmlns:r="http://schemas.openxmlformats.org/officeDocument/2006/relationships" xmlns:m="http://schemas.openxmlformats.org/officeDocument/2006/math" xmlns:v="urn:schemas-microsoft-com:vml" xmlns:wp14="http://schemas.microsoft.com/office/word/2010/wordprocessingDrawing" xmlns:wp="http://schemas.openxmlformats.org/drawingml/2006/wordprocessingDrawing" xmlns:w10="urn:schemas-microsoft-com:office:word" xmlns:w="http://schemas.openxmlformats.org/wordprocessingml/2006/main" xmlns:w14="http://schemas.microsoft.com/office/word/2010/wordml" xmlns:w15="http://schemas.microsoft.com/office/word/2012/wordml" xmlns:w16cid="http://schemas.microsoft.com/office/word/2016/wordml/cid" xmlns:w16se="http://schemas.microsoft.com/office/word/2015/wordml/symex" xmlns:wpg="http://schemas.microsoft.com/office/word/2010/wordprocessingGroup" xmlns:wpi="http://schemas.microsoft.com/office/word/2010/wordprocessingInk" xmlns:wne="http://schemas.microsoft.com/office/word/2006/wordml" xmlns:wps="http://schemas.microsoft.com/office/word/2010/wordprocessingShape" mc:Ignorable="w14 w15 w16se w16cid wp14">
+  <w:abstractNum w:abstractNumId="0" w15:restartNumberingAfterBreak="0">
+    <w:nsid w:val="50662A29"/>
+    <w:multiLevelType w:val="hybridMultilevel"/>
+    <w:tmpl w:val="149AB782"/>
+    <w:lvl w:ilvl="0" w:tplc="6ED8B924">
+      <w:numFmt w:val="bullet"/>
+      <w:lvlText w:val="-"/>
+      <w:lvlJc w:val="left"/>
+      <w:pPr>
+        <w:ind w:left="720" w:hanging="360"/>
+      </w:pPr>
+      <w:rPr>
+        <w:rFonts w:ascii="Sakkal Majalla" w:eastAsiaTheme="minorHAnsi" w:hAnsi="Sakkal Majalla" w:cs="Sakkal Majalla" w:hint="default"/>
+      </w:rPr>
+    </w:lvl>
+    <w:lvl w:ilvl="1" w:tplc="04090003" w:tentative="1">
+      <w:start w:val="1"/>
+      <w:numFmt w:val="bullet"/>
+      <w:lvlText w:val="o"/>
+      <w:lvlJc w:val="left"/>
+      <w:pPr>
+        <w:ind w:left="1440" w:hanging="360"/>
+      </w:pPr>
+      <w:rPr>
+        <w:rFonts w:ascii="Courier New" w:hAnsi="Courier New" w:cs="Courier New" w:hint="default"/>
+      </w:rPr>
+    </w:lvl>
+    <w:lvl w:ilvl="2" w:tplc="04090005" w:tentative="1">
+      <w:start w:val="1"/>
+      <w:numFmt w:val="bullet"/>
+      <w:lvlText w:val=""/>
+      <w:lvlJc w:val="left"/>
+      <w:pPr>
+        <w:ind w:left="2160" w:hanging="360"/>
+      </w:pPr>
+      <w:rPr>
+        <w:rFonts w:ascii="Wingdings" w:hAnsi="Wingdings" w:hint="default"/>
+      </w:rPr>
+    </w:lvl>
+    <w:lvl w:ilvl="3" w:tplc="04090001" w:tentative="1">
+      <w:start w:val="1"/>
+      <w:numFmt w:val="bullet"/>
+      <w:lvlText w:val=""/>
+      <w:lvlJc w:val="left"/>
+      <w:pPr>
+        <w:ind w:left="2880" w:hanging="360"/>
+      </w:pPr>
+      <w:rPr>
+        <w:rFonts w:ascii="Symbol" w:hAnsi="Symbol" w:hint="default"/>
+      </w:rPr>
+    </w:lvl>
+    <w:lvl w:ilvl="4" w:tplc="04090003" w:tentative="1">
+      <w:start w:val="1"/>
+      <w:numFmt w:val="bullet"/>
+      <w:lvlText w:val="o"/>
+      <w:lvlJc w:val="left"/>
+      <w:pPr>
+        <w:ind w:left="3600" w:hanging="360"/>
+      </w:pPr>
+      <w:rPr>
+        <w:rFonts w:ascii="Courier New" w:hAnsi="Courier New" w:cs="Courier New" w:hint="default"/>
+      </w:rPr>
+    </w:lvl>
+    <w:lvl w:ilvl="5" w:tplc="04090005" w:tentative="1">
+      <w:start w:val="1"/>
+      <w:numFmt w:val="bullet"/>
+      <w:lvlText w:val=""/>
+      <w:lvlJc w:val="left"/>
+      <w:pPr>
+        <w:ind w:left="4320" w:hanging="360"/>
+      </w:pPr>
+      <w:rPr>
+        <w:rFonts w:ascii="Wingdings" w:hAnsi="Wingdings" w:hint="default"/>
+      </w:rPr>
+    </w:lvl>
+    <w:lvl w:ilvl="6" w:tplc="04090001" w:tentative="1">
+      <w:start w:val="1"/>
+      <w:numFmt w:val="bullet"/>
+      <w:lvlText w:val=""/>
+      <w:lvlJc w:val="left"/>
+      <w:pPr>
+        <w:ind w:left="5040" w:hanging="360"/>
+      </w:pPr>
+      <w:rPr>
+        <w:rFonts w:ascii="Symbol" w:hAnsi="Symbol" w:hint="default"/>
+      </w:rPr>
+    </w:lvl>
+    <w:lvl w:ilvl="7" w:tplc="04090003" w:tentative="1">
+      <w:start w:val="1"/>
+      <w:numFmt w:val="bullet"/>
+      <w:lvlText w:val="o"/>
+      <w:lvlJc w:val="left"/>
+      <w:pPr>
+        <w:ind w:left="5760" w:hanging="360"/>
+      </w:pPr>
+      <w:rPr>
+        <w:rFonts w:ascii="Courier New" w:hAnsi="Courier New" w:cs="Courier New" w:hint="default"/>
+      </w:rPr>
+    </w:lvl>
+    <w:lvl w:ilvl="8" w:tplc="04090005" w:tentative="1">
+      <w:start w:val="1"/>
+      <w:numFmt w:val="bullet"/>
+      <w:lvlText w:val=""/>
+      <w:lvlJc w:val="left"/>
+      <w:pPr>
+        <w:ind w:left="6480" w:hanging="360"/>
+      </w:pPr>
+      <w:rPr>
+        <w:rFonts w:ascii="Wingdings" w:hAnsi="Wingdings" w:hint="default"/>
+      </w:rPr>
+    </w:lvl>
+  </w:abstractNum>
+  <w:num w:numId="1">
+    <w:abstractNumId w:val="0"/>
+  </w:num>
+</w:numbering>
+</file>
+
 <file path=word/styles.xml><?xml version="1.0" encoding="utf-8"?>
-<w:styles xmlns:mc="http://schemas.openxmlformats.org/markup-compatibility/2006" xmlns:r="http://schemas.openxmlformats.org/officeDocument/2006/relationships" xmlns:w="http://schemas.openxmlformats.org/wordprocessingml/2006/main" xmlns:w14="http://schemas.microsoft.com/office/word/2010/wordml" xmlns:w15="http://schemas.microsoft.com/office/word/2012/wordml" xmlns:w16cex="http://schemas.microsoft.com/office/word/2018/wordml/cex" xmlns:w16cid="http://schemas.microsoft.com/office/word/2016/wordml/cid" xmlns:w16="http://schemas.microsoft.com/office/word/2018/wordml" xmlns:w16sdtdh="http://schemas.microsoft.com/office/word/2020/wordml/sdtdatahash" xmlns:w16se="http://schemas.microsoft.com/office/word/2015/wordml/symex" mc:Ignorable="w14 w15 w16se w16cid w16 w16cex w16sdtdh">
+<w:styles xmlns:mc="http://schemas.openxmlformats.org/markup-compatibility/2006" xmlns:r="http://schemas.openxmlformats.org/officeDocument/2006/relationships" xmlns:w="http://schemas.openxmlformats.org/wordprocessingml/2006/main" xmlns:w14="http://schemas.microsoft.com/office/word/2010/wordml" xmlns:w15="http://schemas.microsoft.com/office/word/2012/wordml" xmlns:w16cid="http://schemas.microsoft.com/office/word/2016/wordml/cid" xmlns:w16se="http://schemas.microsoft.com/office/word/2015/wordml/symex" mc:Ignorable="w14 w15 w16se w16cid">
   <w:docDefaults>
     <w:rPrDefault>
       <w:rPr>
-        <w:rFonts w:ascii="Sakkal Majalla" w:eastAsiaTheme="minorHAnsi" w:hAnsi="Sakkal Majalla" w:cs="Sakkal Majalla"/>
-        <w:kern w:val="2"/>
-        <w:sz w:val="28"/>
-        <w:szCs w:val="28"/>
-        <w:lang w:val="en-US" w:eastAsia="en-US" w:bidi="he-IL"/>
-        <w14:ligatures w14:val="standardContextual"/>
+        <w:rFonts w:asciiTheme="minorHAnsi" w:eastAsiaTheme="minorHAnsi" w:hAnsiTheme="minorHAnsi" w:cstheme="minorBidi"/>
+        <w:sz w:val="22"/>
+        <w:szCs w:val="22"/>
+        <w:lang w:val="en-US" w:eastAsia="en-US" w:bidi="ar-SA"/>
       </w:rPr>
     </w:rPrDefault>
     <w:pPrDefault>
       <w:pPr>
-        <w:bidi/>
         <w:spacing w:after="160" w:line="259" w:lineRule="auto"/>
-        <w:jc w:val="both"/>
       </w:pPr>
     </w:pPrDefault>
   </w:docDefaults>
@@ -659,8 +1782,10 @@
   <w:style w:type="paragraph" w:default="1" w:styleId="Normal">
     <w:name w:val="Normal"/>
     <w:qFormat/>
+    <w:pPr>
+      <w:bidi/>
+    </w:pPr>
     <w:rPr>
-      <w:noProof/>
       <w:lang w:bidi="ar-EG"/>
     </w:rPr>
   </w:style>
@@ -696,7 +1821,7 @@
     <w:basedOn w:val="DefaultParagraphFont"/>
     <w:uiPriority w:val="99"/>
     <w:unhideWhenUsed/>
-    <w:rsid w:val="00B43B29"/>
+    <w:rsid w:val="004C327F"/>
     <w:rPr>
       <w:color w:val="0563C1" w:themeColor="hyperlink"/>
       <w:u w:val="single"/>
@@ -708,11 +1833,22 @@
     <w:uiPriority w:val="99"/>
     <w:semiHidden/>
     <w:unhideWhenUsed/>
-    <w:rsid w:val="00B43B29"/>
+    <w:rsid w:val="004C327F"/>
     <w:rPr>
       <w:color w:val="605E5C"/>
       <w:shd w:val="clear" w:color="auto" w:fill="E1DFDD"/>
     </w:rPr>
+  </w:style>
+  <w:style w:type="paragraph" w:styleId="ListParagraph">
+    <w:name w:val="List Paragraph"/>
+    <w:basedOn w:val="Normal"/>
+    <w:uiPriority w:val="34"/>
+    <w:qFormat/>
+    <w:rsid w:val="00EB2B0B"/>
+    <w:pPr>
+      <w:ind w:left="720"/>
+      <w:contextualSpacing/>
+    </w:pPr>
   </w:style>
 </w:styles>
 </file>

--- a/docs/downloads/john-nelson-darby/تم/doc_0372.docx
+++ b/docs/downloads/john-nelson-darby/تم/doc_0372.docx
@@ -6,18 +6,15 @@
       <w:pPr>
         <w:rPr>
           <w:rtl/>
-          <w:lang w:bidi="ar-SA"/>
         </w:rPr>
       </w:pPr>
       <w:hyperlink r:id="rId4" w:history="1">
         <w:r>
           <w:rPr>
             <w:rStyle w:val="Hyperlink"/>
-            <w:rFonts w:hint="cs"/>
             <w:rtl/>
-            <w:lang w:bidi="ar-SA"/>
           </w:rPr>
-          <w:t>نعمة الله</w:t>
+          <w:t>مُعْيِينَ وَمُطَارِدِينَ</w:t>
         </w:r>
       </w:hyperlink>
     </w:p>
@@ -25,29 +22,204 @@
       <w:pPr>
         <w:rPr>
           <w:rtl/>
-          <w:lang w:bidi="ar-SA"/>
         </w:rPr>
       </w:pPr>
       <w:r>
         <w:rPr>
           <w:rFonts w:hint="cs"/>
           <w:rtl/>
-          <w:lang w:bidi="ar-SA"/>
-        </w:rPr>
-        <w:t>1. بطرس 5: 10</w:t>
+        </w:rPr>
+        <w:t>قضاة 8: 4: "</w:t>
+      </w:r>
+      <w:r>
+        <w:rPr>
+          <w:rFonts w:ascii="Arial" w:hAnsi="Arial" w:cs="Arial" w:hint="cs"/>
+          <w:rtl/>
+        </w:rPr>
+        <w:t>​</w:t>
+      </w:r>
+      <w:r>
+        <w:rPr>
+          <w:rFonts w:hint="cs"/>
+          <w:rtl/>
+        </w:rPr>
+        <w:t>وَجَاءَ</w:t>
+      </w:r>
+      <w:r>
+        <w:rPr>
+          <w:rtl/>
+        </w:rPr>
+        <w:t xml:space="preserve"> </w:t>
+      </w:r>
+      <w:r>
+        <w:rPr>
+          <w:rFonts w:hint="cs"/>
+          <w:rtl/>
+        </w:rPr>
+        <w:t>جِدْعُونُ</w:t>
+      </w:r>
+      <w:r>
+        <w:rPr>
+          <w:rtl/>
+        </w:rPr>
+        <w:t xml:space="preserve"> </w:t>
+      </w:r>
+      <w:r>
+        <w:rPr>
+          <w:rFonts w:hint="cs"/>
+          <w:rtl/>
+        </w:rPr>
+        <w:t>إِلَى</w:t>
+      </w:r>
+      <w:r>
+        <w:rPr>
+          <w:rtl/>
+        </w:rPr>
+        <w:t xml:space="preserve"> </w:t>
+      </w:r>
+      <w:r>
+        <w:rPr>
+          <w:rFonts w:hint="cs"/>
+          <w:rtl/>
+        </w:rPr>
+        <w:t>الأُرْدُنِّ</w:t>
+      </w:r>
+      <w:r>
+        <w:rPr>
+          <w:rtl/>
+        </w:rPr>
+        <w:t xml:space="preserve"> </w:t>
+      </w:r>
+      <w:r>
+        <w:rPr>
+          <w:rFonts w:hint="cs"/>
+          <w:rtl/>
+        </w:rPr>
+        <w:t>وَعَبَرَ</w:t>
+      </w:r>
+      <w:r>
+        <w:rPr>
+          <w:rtl/>
+        </w:rPr>
+        <w:t xml:space="preserve"> </w:t>
+      </w:r>
+      <w:r>
+        <w:rPr>
+          <w:rFonts w:hint="cs"/>
+          <w:rtl/>
+        </w:rPr>
+        <w:t>هُوَ</w:t>
+      </w:r>
+      <w:r>
+        <w:rPr>
+          <w:rtl/>
+        </w:rPr>
+        <w:t xml:space="preserve"> </w:t>
+      </w:r>
+      <w:r>
+        <w:rPr>
+          <w:rFonts w:hint="cs"/>
+          <w:rtl/>
+        </w:rPr>
+        <w:t>وَالثَّلاَثُ</w:t>
+      </w:r>
+      <w:r>
+        <w:rPr>
+          <w:rtl/>
+        </w:rPr>
+        <w:t xml:space="preserve"> </w:t>
+      </w:r>
+      <w:r>
+        <w:rPr>
+          <w:rFonts w:hint="cs"/>
+          <w:rtl/>
+        </w:rPr>
+        <w:t>مِئَةِ</w:t>
+      </w:r>
+      <w:r>
+        <w:rPr>
+          <w:rtl/>
+        </w:rPr>
+        <w:t xml:space="preserve"> </w:t>
+      </w:r>
+      <w:r>
+        <w:rPr>
+          <w:rFonts w:hint="cs"/>
+          <w:rtl/>
+        </w:rPr>
+        <w:t>الرَّجُلِ</w:t>
+      </w:r>
+      <w:r>
+        <w:rPr>
+          <w:rtl/>
+        </w:rPr>
+        <w:t xml:space="preserve"> </w:t>
+      </w:r>
+      <w:r>
+        <w:rPr>
+          <w:rFonts w:hint="cs"/>
+          <w:rtl/>
+        </w:rPr>
+        <w:t>الَّذِينَ</w:t>
+      </w:r>
+      <w:r>
+        <w:rPr>
+          <w:rtl/>
+        </w:rPr>
+        <w:t xml:space="preserve"> </w:t>
+      </w:r>
+      <w:r>
+        <w:rPr>
+          <w:rFonts w:hint="cs"/>
+          <w:rtl/>
+        </w:rPr>
+        <w:t>مَعَهُ</w:t>
+      </w:r>
+      <w:r>
+        <w:rPr>
+          <w:rtl/>
+        </w:rPr>
+        <w:t xml:space="preserve"> </w:t>
+      </w:r>
+      <w:r>
+        <w:rPr>
+          <w:rFonts w:hint="cs"/>
+          <w:rtl/>
+        </w:rPr>
+        <w:t>مُعْيِينَ</w:t>
+      </w:r>
+      <w:r>
+        <w:rPr>
+          <w:rtl/>
+        </w:rPr>
+        <w:t xml:space="preserve"> </w:t>
+      </w:r>
+      <w:r>
+        <w:rPr>
+          <w:rFonts w:hint="cs"/>
+          <w:rtl/>
+        </w:rPr>
+        <w:t>وَمُطَارِدِينَ</w:t>
+      </w:r>
+      <w:r>
+        <w:rPr>
+          <w:rtl/>
+        </w:rPr>
+        <w:t>.</w:t>
+      </w:r>
+      <w:r>
+        <w:rPr>
+          <w:rFonts w:hint="cs"/>
+          <w:rtl/>
+        </w:rPr>
+        <w:t>"</w:t>
       </w:r>
     </w:p>
     <w:p>
       <w:pPr>
         <w:bidi w:val="0"/>
-        <w:rPr>
-          <w:lang w:bidi="ar-SA"/>
-        </w:rPr>
       </w:pPr>
       <w:r>
-        <w:rPr>
-          <w:lang w:bidi="ar-SA"/>
-        </w:rPr>
         <w:t>John Nelson Darby</w:t>
       </w:r>
     </w:p>
@@ -64,37 +236,191 @@
           <w:rtl/>
           <w:lang w:bidi="ar-SA"/>
         </w:rPr>
-        <w:t>"</w:t>
-      </w:r>
-      <w:r>
-        <w:rPr>
-          <w:rtl/>
-          <w:lang w:bidi="ar-SA"/>
-        </w:rPr>
-        <w:t xml:space="preserve"> وَإِلهُ كُلِّ نِعْمَةٍ الَّذِي دَعَانَا إِلَى مَجْدِهِ الأَبَدِيِّ فِي الْمَسِيحِ يَسُوعَ، بَعْدَمَا تَأَلَّمْتُمْ يَسِيرًا، هُوَ يُكَمِّلُكُمْ، وَيُثَبِّتُكُمْ، وَيُقَوِّيكُمْ، وَيُمَكِّنُكُمْ.</w:t>
-      </w:r>
-      <w:r>
-        <w:rPr>
-          <w:rFonts w:hint="cs"/>
-          <w:rtl/>
-          <w:lang w:bidi="ar-SA"/>
-        </w:rPr>
-        <w:t xml:space="preserve"> ... </w:t>
-      </w:r>
-      <w:r>
-        <w:rPr>
-          <w:rtl/>
-          <w:lang w:bidi="ar-SA"/>
-        </w:rPr>
-        <w:t>وَاعِظًا وَشَاهِدًا، أَنَّ هذِهِ هِيَ نِعْمَةُ اللهِ الْحَقِيقِيَّةُ الَّتِي فِيهَا تَقُومُونَ.</w:t>
-      </w:r>
-      <w:r>
-        <w:rPr>
-          <w:rFonts w:hint="cs"/>
-          <w:rtl/>
-          <w:lang w:bidi="ar-SA"/>
-        </w:rPr>
-        <w:t>" (1. بطرس 5: 10، 12)</w:t>
+        <w:t>هي فقط كلمتان لكن كم هي هادفة في وصفها طريق المسيحي. إنه ليس مكتوب: "</w:t>
+      </w:r>
+      <w:r>
+        <w:rPr>
+          <w:rtl/>
+        </w:rPr>
+        <w:t xml:space="preserve"> </w:t>
+      </w:r>
+      <w:r>
+        <w:rPr>
+          <w:rtl/>
+          <w:lang w:bidi="ar-SA"/>
+        </w:rPr>
+        <w:t>مُعْيِينَ</w:t>
+      </w:r>
+      <w:r>
+        <w:rPr>
+          <w:rFonts w:hint="cs"/>
+          <w:rtl/>
+          <w:lang w:bidi="ar-SA"/>
+        </w:rPr>
+        <w:t xml:space="preserve"> ومتكئين" أو "</w:t>
+      </w:r>
+      <w:r>
+        <w:rPr>
+          <w:rtl/>
+        </w:rPr>
+        <w:t xml:space="preserve"> </w:t>
+      </w:r>
+      <w:r>
+        <w:rPr>
+          <w:rtl/>
+          <w:lang w:bidi="ar-SA"/>
+        </w:rPr>
+        <w:t>مُعْيِينَ</w:t>
+      </w:r>
+      <w:r>
+        <w:rPr>
+          <w:rFonts w:hint="cs"/>
+          <w:rtl/>
+          <w:lang w:bidi="ar-SA"/>
+        </w:rPr>
+        <w:t xml:space="preserve"> ومنتهين"، وإنما "</w:t>
+      </w:r>
+      <w:r>
+        <w:rPr>
+          <w:rtl/>
+        </w:rPr>
+        <w:t xml:space="preserve"> </w:t>
+      </w:r>
+      <w:r>
+        <w:rPr>
+          <w:rtl/>
+          <w:lang w:bidi="ar-SA"/>
+        </w:rPr>
+        <w:t>مُعْيِينَ وَمُطَارِدِينَ</w:t>
+      </w:r>
+      <w:r>
+        <w:rPr>
+          <w:rFonts w:hint="cs"/>
+          <w:rtl/>
+          <w:lang w:bidi="ar-SA"/>
+        </w:rPr>
+        <w:t>". إننا أمرنا مثل جدعون مع الذي "</w:t>
+      </w:r>
+      <w:r>
+        <w:rPr>
+          <w:rFonts w:ascii="Arial" w:hAnsi="Arial" w:cs="Arial" w:hint="cs"/>
+          <w:rtl/>
+          <w:lang w:bidi="ar-SA"/>
+        </w:rPr>
+        <w:t>​</w:t>
+      </w:r>
+      <w:r>
+        <w:rPr>
+          <w:rFonts w:hint="cs"/>
+          <w:rtl/>
+          <w:lang w:bidi="ar-SA"/>
+        </w:rPr>
+        <w:t>يُعْطِي</w:t>
+      </w:r>
+      <w:r>
+        <w:rPr>
+          <w:rtl/>
+          <w:lang w:bidi="ar-SA"/>
+        </w:rPr>
+        <w:t xml:space="preserve"> </w:t>
+      </w:r>
+      <w:r>
+        <w:rPr>
+          <w:rFonts w:hint="cs"/>
+          <w:rtl/>
+          <w:lang w:bidi="ar-SA"/>
+        </w:rPr>
+        <w:t>الْمُعْيِيَ</w:t>
+      </w:r>
+      <w:r>
+        <w:rPr>
+          <w:rtl/>
+          <w:lang w:bidi="ar-SA"/>
+        </w:rPr>
+        <w:t xml:space="preserve"> </w:t>
+      </w:r>
+      <w:r>
+        <w:rPr>
+          <w:rFonts w:hint="cs"/>
+          <w:rtl/>
+          <w:lang w:bidi="ar-SA"/>
+        </w:rPr>
+        <w:t>قُدْرَةً،</w:t>
+      </w:r>
+      <w:r>
+        <w:rPr>
+          <w:rtl/>
+          <w:lang w:bidi="ar-SA"/>
+        </w:rPr>
+        <w:t xml:space="preserve"> </w:t>
+      </w:r>
+      <w:r>
+        <w:rPr>
+          <w:rFonts w:hint="cs"/>
+          <w:rtl/>
+          <w:lang w:bidi="ar-SA"/>
+        </w:rPr>
+        <w:t>وَلِعَدِيمِ</w:t>
+      </w:r>
+      <w:r>
+        <w:rPr>
+          <w:rtl/>
+          <w:lang w:bidi="ar-SA"/>
+        </w:rPr>
+        <w:t xml:space="preserve"> </w:t>
+      </w:r>
+      <w:r>
+        <w:rPr>
+          <w:rFonts w:hint="cs"/>
+          <w:rtl/>
+          <w:lang w:bidi="ar-SA"/>
+        </w:rPr>
+        <w:t>الْقُوَّةِ</w:t>
+      </w:r>
+      <w:r>
+        <w:rPr>
+          <w:rtl/>
+          <w:lang w:bidi="ar-SA"/>
+        </w:rPr>
+        <w:t xml:space="preserve"> </w:t>
+      </w:r>
+      <w:r>
+        <w:rPr>
+          <w:rFonts w:hint="cs"/>
+          <w:rtl/>
+          <w:lang w:bidi="ar-SA"/>
+        </w:rPr>
+        <w:t>يُكَثِّرُ</w:t>
+      </w:r>
+      <w:r>
+        <w:rPr>
+          <w:rtl/>
+          <w:lang w:bidi="ar-SA"/>
+        </w:rPr>
+        <w:t xml:space="preserve"> </w:t>
+      </w:r>
+      <w:r>
+        <w:rPr>
+          <w:rFonts w:hint="cs"/>
+          <w:rtl/>
+          <w:lang w:bidi="ar-SA"/>
+        </w:rPr>
+        <w:t>شِدَّةً</w:t>
+      </w:r>
+      <w:r>
+        <w:rPr>
+          <w:rtl/>
+          <w:lang w:bidi="ar-SA"/>
+        </w:rPr>
+        <w:t>.</w:t>
+      </w:r>
+      <w:r>
+        <w:rPr>
+          <w:rFonts w:hint="cs"/>
+          <w:rtl/>
+          <w:lang w:bidi="ar-SA"/>
+        </w:rPr>
+        <w:t>" (أشعياء 40: 29).</w:t>
       </w:r>
     </w:p>
     <w:p>
@@ -110,7 +436,22 @@
           <w:rtl/>
           <w:lang w:bidi="ar-SA"/>
         </w:rPr>
-        <w:t>الله أعلن لنا عن ذاته كـ"إله كل نعمة"، وفي عدد 12 مكتوب بأننا "مقيمون في نعمة الله الحقيقية".</w:t>
+        <w:t>إنه مبارَك إن تعلمنا بأن نحسب في ضعفنا وإعيائنا حساب ملء النعمة والقوة التي صارت لحسابنا في المسيح يسوع. ويأتينا النداء: "</w:t>
+      </w:r>
+      <w:r>
+        <w:rPr>
+          <w:rtl/>
+          <w:lang w:bidi="ar-SA"/>
+        </w:rPr>
+        <w:t xml:space="preserve"> أَخِيرًا يَا إِخْوَتِي تَقَوُّوْا فِي الرَّبِّ وَفِي شِدَّةِ قُوَّتِهِ.</w:t>
+      </w:r>
+      <w:r>
+        <w:rPr>
+          <w:rFonts w:hint="cs"/>
+          <w:rtl/>
+          <w:lang w:bidi="ar-SA"/>
+        </w:rPr>
+        <w:t>" (أفسس 6: 10).</w:t>
       </w:r>
     </w:p>
     <w:p>
@@ -126,43 +467,45 @@
           <w:rtl/>
           <w:lang w:bidi="ar-SA"/>
         </w:rPr>
-        <w:t>إنه يصعب علينا أن نصدق هذا. بحسب الطبيعة جميعنا نقول: "</w:t>
-      </w:r>
-      <w:r>
-        <w:rPr>
-          <w:rtl/>
-          <w:lang w:bidi="ar-SA"/>
-        </w:rPr>
-        <w:t>أَنِّي كُنْتُ أَخَافُ مِنْكَ، إِذْ أَنْتَ إِنْسَانٌ صَارِمٌ،</w:t>
-      </w:r>
-      <w:r>
-        <w:rPr>
-          <w:rFonts w:hint="cs"/>
-          <w:rtl/>
-          <w:lang w:bidi="ar-SA"/>
-        </w:rPr>
-        <w:t xml:space="preserve">" (لوقا 19: 21). إننا عندنا نقص في فهمنا لنعمة الله. الإنسان الطبيعي فينا لا يثق بالمسيح وبنعمة الله. إن أخطأنا يقول لنا قلبنا: ينبغي عليك أن تقتلع جذور الخطية قبل ذهابك إلى الله. </w:t>
-      </w:r>
-      <w:r>
-        <w:rPr>
-          <w:rtl/>
-          <w:lang w:bidi="ar-SA"/>
-        </w:rPr>
-        <w:t>–</w:t>
-      </w:r>
-      <w:r>
-        <w:rPr>
-          <w:rFonts w:hint="cs"/>
-          <w:rtl/>
-          <w:lang w:bidi="ar-SA"/>
-        </w:rPr>
-        <w:t xml:space="preserve"> لكن إن عرفنا إله كل نعمة بشكل أفضل فعلى الفور وعلى ما نحن عليه سنُسرع إليه ونتذلل من أعماق قلوبنا أمامه وهو لن يُقابلنا إلا بنعمته.</w:t>
+        <w:t xml:space="preserve">ولمَن مُعدّ هذا الأمر؟ لمَن خارت قواه الذي رفع يديه عن المسير، عندما لا </w:t>
+      </w:r>
+      <w:r>
+        <w:rPr>
+          <w:rFonts w:hint="cs"/>
+          <w:rtl/>
+          <w:lang w:bidi="ar-SA"/>
+        </w:rPr>
+        <w:t>يتجدد باستمرار</w:t>
+      </w:r>
+      <w:r>
+        <w:rPr>
+          <w:rFonts w:hint="cs"/>
+          <w:rtl/>
+          <w:lang w:bidi="ar-SA"/>
+        </w:rPr>
+        <w:t xml:space="preserve"> </w:t>
+      </w:r>
+      <w:r>
+        <w:rPr>
+          <w:rFonts w:hint="cs"/>
+          <w:rtl/>
+          <w:lang w:bidi="ar-SA"/>
+        </w:rPr>
+        <w:t>ب</w:t>
+      </w:r>
+      <w:r>
+        <w:rPr>
+          <w:rFonts w:hint="cs"/>
+          <w:rtl/>
+          <w:lang w:bidi="ar-SA"/>
+        </w:rPr>
+        <w:t>قوة جديدة من فوق.</w:t>
       </w:r>
     </w:p>
     <w:p>
       <w:pPr>
         <w:rPr>
-          <w:rFonts w:hint="cs"/>
+          <w:rtl/>
           <w:lang w:bidi="ar-SA"/>
         </w:rPr>
       </w:pPr>
@@ -172,79 +515,45 @@
           <w:rtl/>
           <w:lang w:bidi="ar-SA"/>
         </w:rPr>
-        <w:t xml:space="preserve">لا شيء أصعب علينا من أن نبقى في وعينا بأننا لسنا تحت الناموس وإنما تحت النعمة. النعمة تشترط وجود الخطية والشر فينا، لكن النعمة تصرّح بأن جميع الخطايا </w:t>
-      </w:r>
-      <w:r>
-        <w:rPr>
-          <w:rFonts w:hint="cs"/>
-          <w:rtl/>
-          <w:lang w:bidi="ar-SA"/>
-        </w:rPr>
-        <w:t>أزالها يسوع. وحتى إن كنا نعي بخطايانا فيحق لنا أن نعي نعمة الله التي أزالتها. إن فرحنا</w:t>
-      </w:r>
-      <w:r>
-        <w:rPr>
-          <w:rFonts w:hint="cs"/>
-          <w:rtl/>
-          <w:lang w:bidi="ar-SA"/>
-        </w:rPr>
-        <w:t xml:space="preserve"> </w:t>
-      </w:r>
-      <w:r>
-        <w:rPr>
-          <w:rFonts w:hint="cs"/>
-          <w:rtl/>
-          <w:lang w:bidi="ar-SA"/>
-        </w:rPr>
-        <w:t>وسلامنا لا يعتمد على ما نكونه</w:t>
-      </w:r>
-      <w:r>
-        <w:rPr>
-          <w:rFonts w:hint="cs"/>
-          <w:rtl/>
-          <w:lang w:bidi="ar-SA"/>
-        </w:rPr>
-        <w:t xml:space="preserve"> نحن</w:t>
-      </w:r>
-      <w:r>
-        <w:rPr>
-          <w:rFonts w:hint="cs"/>
-          <w:rtl/>
-          <w:lang w:bidi="ar-SA"/>
-        </w:rPr>
-        <w:t xml:space="preserve"> وإنما ما يكونه الله، والله </w:t>
-      </w:r>
-      <w:r>
-        <w:rPr>
-          <w:rFonts w:hint="cs"/>
-          <w:rtl/>
-          <w:lang w:bidi="ar-SA"/>
-        </w:rPr>
-        <w:t>إله رحيم</w:t>
-      </w:r>
-      <w:r>
-        <w:rPr>
-          <w:rFonts w:hint="cs"/>
-          <w:rtl/>
-          <w:lang w:bidi="ar-SA"/>
-        </w:rPr>
-        <w:t>. إن الوعي بالنعمة هو المصدر لقوتنا كمسيحيين، والثبات في النعمة هو سر كل تقديس. لأن النعمة تُدخلنا إلى محضر الله و</w:t>
-      </w:r>
-      <w:r>
-        <w:rPr>
-          <w:rFonts w:hint="cs"/>
-          <w:rtl/>
-          <w:lang w:bidi="ar-SA"/>
-        </w:rPr>
-        <w:t xml:space="preserve">نحن </w:t>
-      </w:r>
-      <w:r>
-        <w:rPr>
-          <w:rFonts w:hint="cs"/>
-          <w:rtl/>
-          <w:lang w:bidi="ar-SA"/>
-        </w:rPr>
-        <w:t>نتقدس في عشرتنا مع الله، فمعرفة النعمة هي المصدر الحقيقي في تقديسنا.</w:t>
+        <w:t>متى ما تم الانتصار يبدأ الجهاد من جديد. هل نحن معرضين بأن نُعيى في الروح؟ دعونا بالرغم من ذلك نستمر بالمسير، لأن الله يعطينا قوة بفيض. صحيح أننا لا نحب اختبارت الإيمان هذه. إنه مؤلم بلا شك بأن نشعر يوميًا بضعفنا. إننا كنا نفضل لو انتهت الحرب سريعًا. لكن دعونا نضع في بالنا بأن وقت جهادنا هو الآن. إن كل واحد منا مدعو "</w:t>
+      </w:r>
+      <w:r>
+        <w:rPr>
+          <w:rtl/>
+        </w:rPr>
+        <w:t xml:space="preserve"> </w:t>
+      </w:r>
+      <w:r>
+        <w:rPr>
+          <w:rtl/>
+          <w:lang w:bidi="ar-SA"/>
+        </w:rPr>
+        <w:t>كَجُنْدِيٍّ صَالِحٍ لِيَسُوعَ الْمَسِيحِ</w:t>
+      </w:r>
+      <w:r>
+        <w:rPr>
+          <w:rFonts w:hint="cs"/>
+          <w:rtl/>
+          <w:lang w:bidi="ar-SA"/>
+        </w:rPr>
+        <w:t>" للجهاد، وذلك في المصاعب والضيقات التي تحيط بنا يوميًا.</w:t>
+      </w:r>
+    </w:p>
+    <w:p>
+      <w:pPr>
+        <w:rPr>
+          <w:rFonts w:hint="cs"/>
+          <w:rtl/>
+          <w:lang w:bidi="ar-SA"/>
+        </w:rPr>
+      </w:pPr>
+      <w:r>
+        <w:rPr>
+          <w:rFonts w:hint="cs"/>
+          <w:rtl/>
+          <w:lang w:bidi="ar-SA"/>
+        </w:rPr>
+        <w:t>اليوم يكفي شره وكان ما يكفي من نعمة. غدًا سيكون ما يكفينا من الشر، ولكن أيضًا ما يكفي من النعمة. كل ما نحتاجه هو أن نحيا لله ومن الله. هو أمين.</w:t>
       </w:r>
     </w:p>
     <w:sectPr>
@@ -263,11 +572,9 @@
     <w:rPrDefault>
       <w:rPr>
         <w:rFonts w:ascii="Sakkal Majalla" w:eastAsiaTheme="minorHAnsi" w:hAnsi="Sakkal Majalla" w:cs="Sakkal Majalla"/>
-        <w:kern w:val="2"/>
         <w:sz w:val="28"/>
         <w:szCs w:val="28"/>
         <w:lang w:val="en-US" w:eastAsia="en-US" w:bidi="he-IL"/>
-        <w14:ligatures w14:val="standardContextual"/>
       </w:rPr>
     </w:rPrDefault>
     <w:pPrDefault>
@@ -696,7 +1003,7 @@
     <w:basedOn w:val="DefaultParagraphFont"/>
     <w:uiPriority w:val="99"/>
     <w:unhideWhenUsed/>
-    <w:rsid w:val="00B43B29"/>
+    <w:rsid w:val="00EC395B"/>
     <w:rPr>
       <w:color w:val="0563C1" w:themeColor="hyperlink"/>
       <w:u w:val="single"/>
@@ -708,7 +1015,7 @@
     <w:uiPriority w:val="99"/>
     <w:semiHidden/>
     <w:unhideWhenUsed/>
-    <w:rsid w:val="00B43B29"/>
+    <w:rsid w:val="00EC395B"/>
     <w:rPr>
       <w:color w:val="605E5C"/>
       <w:shd w:val="clear" w:color="auto" w:fill="E1DFDD"/>
